--- a/attached_assets/testformwb.docx
+++ b/attached_assets/testformwb.docx
@@ -59,7 +59,19 @@
         <w:t xml:space="preserve"> </w:t>
       </w:r>
       <w:r>
-        <w:t xml:space="preserve"> region upper weight region and lower region is camera region size of both region is 30 by 30</w:t>
+        <w:t xml:space="preserve"> region upper weight region and lower region is camera region size of both region is </w:t>
+      </w:r>
+      <w:r>
+        <w:t>1</w:t>
+      </w:r>
+      <w:r>
+        <w:t xml:space="preserve">0 by </w:t>
+      </w:r>
+      <w:r>
+        <w:t>1</w:t>
+      </w:r>
+      <w:r>
+        <w:t>0</w:t>
       </w:r>
       <w:r>
         <w:t>.</w:t>
@@ -89,2655 +101,2657 @@
       <w:r>
         <w:t>.</w:t>
       </w:r>
-    </w:p>
-    <w:p>
+      <w:r>
+        <w:t xml:space="preserve">  If available already update this form </w:t>
+      </w:r>
+    </w:p>
+    <w:p/>
+    <w:p/>
+    <w:p/>
+    <w:p>
+      <w:r>
+        <w:t>Code start is //</w:t>
+      </w:r>
+    </w:p>
+    <w:p>
+      <w:r>
+        <w:t xml:space="preserve">import React, </w:t>
+      </w:r>
+      <w:proofErr w:type="gramStart"/>
+      <w:r>
+        <w:t xml:space="preserve">{ </w:t>
+      </w:r>
+      <w:proofErr w:type="spellStart"/>
+      <w:r>
+        <w:t>useState</w:t>
+      </w:r>
+      <w:proofErr w:type="spellEnd"/>
+      <w:proofErr w:type="gramEnd"/>
+      <w:r>
+        <w:t xml:space="preserve">, </w:t>
+      </w:r>
+      <w:proofErr w:type="spellStart"/>
+      <w:r>
+        <w:t>useEffect</w:t>
+      </w:r>
+      <w:proofErr w:type="spellEnd"/>
+      <w:r>
+        <w:t xml:space="preserve"> } from 'react';</w:t>
+      </w:r>
+    </w:p>
+    <w:p>
+      <w:r>
+        <w:t xml:space="preserve">import </w:t>
+      </w:r>
+      <w:proofErr w:type="gramStart"/>
+      <w:r>
+        <w:t>{ Button</w:t>
+      </w:r>
+      <w:proofErr w:type="gramEnd"/>
+      <w:r>
+        <w:t xml:space="preserve">, Form, Row, </w:t>
+      </w:r>
+      <w:proofErr w:type="spellStart"/>
+      <w:r>
+        <w:t>Col,Tabs</w:t>
+      </w:r>
+      <w:proofErr w:type="spellEnd"/>
+      <w:r>
+        <w:t>, Tab, Nav } from 'react-bootstrap';</w:t>
+      </w:r>
+    </w:p>
+    <w:p>
+      <w:r>
+        <w:t xml:space="preserve">import </w:t>
+      </w:r>
+      <w:proofErr w:type="spellStart"/>
+      <w:r>
+        <w:t>axios</w:t>
+      </w:r>
+      <w:proofErr w:type="spellEnd"/>
+      <w:r>
+        <w:t xml:space="preserve"> from '</w:t>
+      </w:r>
+      <w:proofErr w:type="spellStart"/>
+      <w:r>
+        <w:t>axios</w:t>
+      </w:r>
+      <w:proofErr w:type="spellEnd"/>
+      <w:r>
+        <w:t>';</w:t>
+      </w:r>
+    </w:p>
+    <w:p/>
+    <w:p>
+      <w:r>
+        <w:t xml:space="preserve">const </w:t>
+      </w:r>
+      <w:proofErr w:type="spellStart"/>
+      <w:r>
+        <w:t>Purchaseonline</w:t>
+      </w:r>
+      <w:proofErr w:type="spellEnd"/>
+      <w:r>
+        <w:t xml:space="preserve"> = () =&gt; {</w:t>
+      </w:r>
+    </w:p>
+    <w:p>
+      <w:r>
+        <w:t xml:space="preserve">  const </w:t>
+      </w:r>
+      <w:proofErr w:type="spellStart"/>
+      <w:r>
+        <w:t>initialFormData</w:t>
+      </w:r>
+      <w:proofErr w:type="spellEnd"/>
+      <w:r>
+        <w:t xml:space="preserve"> = {</w:t>
+      </w:r>
+    </w:p>
+    <w:p>
+      <w:r>
+        <w:t xml:space="preserve">  </w:t>
+      </w:r>
+      <w:proofErr w:type="spellStart"/>
+      <w:r>
+        <w:t>slipNo</w:t>
+      </w:r>
+      <w:proofErr w:type="spellEnd"/>
+      <w:r>
+        <w:t>: '',</w:t>
+      </w:r>
+    </w:p>
+    <w:p>
+      <w:r>
+        <w:t xml:space="preserve">  </w:t>
+      </w:r>
+      <w:proofErr w:type="spellStart"/>
+      <w:r>
+        <w:t>slipInTime</w:t>
+      </w:r>
+      <w:proofErr w:type="spellEnd"/>
+      <w:r>
+        <w:t>: '',</w:t>
+      </w:r>
+    </w:p>
+    <w:p>
+      <w:r>
+        <w:t xml:space="preserve">  </w:t>
+      </w:r>
+      <w:proofErr w:type="spellStart"/>
+      <w:r>
+        <w:t>firstWeight</w:t>
+      </w:r>
+      <w:proofErr w:type="spellEnd"/>
+      <w:r>
+        <w:t>: '',</w:t>
+      </w:r>
+    </w:p>
+    <w:p>
+      <w:r>
+        <w:t xml:space="preserve">  </w:t>
+      </w:r>
+      <w:proofErr w:type="spellStart"/>
+      <w:r>
+        <w:t>secondWeight</w:t>
+      </w:r>
+      <w:proofErr w:type="spellEnd"/>
+      <w:r>
+        <w:t>: '',</w:t>
+      </w:r>
+    </w:p>
+    <w:p>
+      <w:r>
+        <w:t xml:space="preserve">  </w:t>
+      </w:r>
+      <w:proofErr w:type="spellStart"/>
+      <w:r>
+        <w:t>netWeight</w:t>
+      </w:r>
+      <w:proofErr w:type="spellEnd"/>
+      <w:r>
+        <w:t>: '',</w:t>
+      </w:r>
+    </w:p>
+    <w:p>
+      <w:r>
+        <w:t xml:space="preserve">  </w:t>
+      </w:r>
+      <w:proofErr w:type="spellStart"/>
+      <w:r>
+        <w:t>bardanaWeight</w:t>
+      </w:r>
+      <w:proofErr w:type="spellEnd"/>
+      <w:r>
+        <w:t>: '',</w:t>
+      </w:r>
+    </w:p>
+    <w:p>
+      <w:r>
+        <w:t xml:space="preserve">  </w:t>
+      </w:r>
+      <w:proofErr w:type="spellStart"/>
+      <w:r>
+        <w:t>grossWeight</w:t>
+      </w:r>
+      <w:proofErr w:type="spellEnd"/>
+      <w:r>
+        <w:t>: '',</w:t>
+      </w:r>
+    </w:p>
+    <w:p>
+      <w:r>
+        <w:t xml:space="preserve">  freight: '',</w:t>
+      </w:r>
+    </w:p>
+    <w:p>
+      <w:r>
+        <w:t xml:space="preserve">  remarks: '',</w:t>
+      </w:r>
+    </w:p>
+    <w:p>
+      <w:r>
+        <w:t xml:space="preserve">  </w:t>
+      </w:r>
+      <w:proofErr w:type="spellStart"/>
+      <w:r>
+        <w:t>po_no</w:t>
+      </w:r>
+      <w:proofErr w:type="spellEnd"/>
+      <w:r>
+        <w:t>:'',</w:t>
+      </w:r>
+    </w:p>
+    <w:p>
+      <w:r>
+        <w:t xml:space="preserve">  </w:t>
+      </w:r>
+      <w:proofErr w:type="spellStart"/>
+      <w:r>
+        <w:t>driverName</w:t>
+      </w:r>
+      <w:proofErr w:type="spellEnd"/>
+      <w:r>
+        <w:t>: '',</w:t>
+      </w:r>
+    </w:p>
+    <w:p>
+      <w:r>
+        <w:t xml:space="preserve">  vendor: '</w:t>
+      </w:r>
+      <w:proofErr w:type="gramStart"/>
+      <w:r>
+        <w:t xml:space="preserve">',   </w:t>
+      </w:r>
+      <w:proofErr w:type="gramEnd"/>
+      <w:r>
+        <w:t xml:space="preserve">      // &lt;-- vendor added here</w:t>
+      </w:r>
+    </w:p>
+    <w:p>
+      <w:r>
+        <w:lastRenderedPageBreak/>
+        <w:t xml:space="preserve">  </w:t>
+      </w:r>
+      <w:proofErr w:type="spellStart"/>
+      <w:r>
+        <w:t>companyId</w:t>
+      </w:r>
+      <w:proofErr w:type="spellEnd"/>
+      <w:r>
+        <w:t>: '',</w:t>
+      </w:r>
+    </w:p>
+    <w:p>
+      <w:r>
+        <w:t xml:space="preserve">  </w:t>
+      </w:r>
+      <w:proofErr w:type="spellStart"/>
+      <w:r>
+        <w:t>branchId</w:t>
+      </w:r>
+      <w:proofErr w:type="spellEnd"/>
+      <w:r>
+        <w:t>: '',</w:t>
+      </w:r>
+    </w:p>
+    <w:p>
+      <w:r>
+        <w:t xml:space="preserve">  </w:t>
+      </w:r>
+      <w:proofErr w:type="spellStart"/>
+      <w:r>
+        <w:t>onlineEntry</w:t>
+      </w:r>
+      <w:proofErr w:type="spellEnd"/>
+      <w:r>
+        <w:t>: 'Yes</w:t>
+      </w:r>
+      <w:proofErr w:type="gramStart"/>
+      <w:r>
+        <w:t xml:space="preserve">',   </w:t>
+      </w:r>
+      <w:proofErr w:type="gramEnd"/>
+      <w:r>
+        <w:t>// default to online active</w:t>
+      </w:r>
+    </w:p>
+    <w:p>
+      <w:r>
+        <w:t xml:space="preserve">  </w:t>
+      </w:r>
+      <w:proofErr w:type="spellStart"/>
+      <w:r>
+        <w:t>offlineEntry</w:t>
+      </w:r>
+      <w:proofErr w:type="spellEnd"/>
+      <w:r>
+        <w:t>: '',</w:t>
+      </w:r>
+    </w:p>
+    <w:p>
+      <w:r>
+        <w:t xml:space="preserve">  </w:t>
+      </w:r>
+      <w:proofErr w:type="spellStart"/>
+      <w:r>
+        <w:t>createdBy</w:t>
+      </w:r>
+      <w:proofErr w:type="spellEnd"/>
+      <w:r>
+        <w:t>: '',</w:t>
+      </w:r>
+    </w:p>
+    <w:p>
+      <w:r>
+        <w:t xml:space="preserve">  </w:t>
+      </w:r>
+      <w:proofErr w:type="spellStart"/>
+      <w:r>
+        <w:t>creationDate</w:t>
+      </w:r>
+      <w:proofErr w:type="spellEnd"/>
+      <w:r>
+        <w:t>: '',</w:t>
+      </w:r>
+    </w:p>
+    <w:p>
+      <w:r>
+        <w:t xml:space="preserve">  </w:t>
+      </w:r>
+      <w:proofErr w:type="spellStart"/>
+      <w:r>
+        <w:t>lastUpdatedBy</w:t>
+      </w:r>
+      <w:proofErr w:type="spellEnd"/>
+      <w:r>
+        <w:t>: '',</w:t>
+      </w:r>
+    </w:p>
+    <w:p>
+      <w:r>
+        <w:t xml:space="preserve">  </w:t>
+      </w:r>
+      <w:proofErr w:type="spellStart"/>
+      <w:r>
+        <w:t>lastUpdatedDate</w:t>
+      </w:r>
+      <w:proofErr w:type="spellEnd"/>
+      <w:r>
+        <w:t>: '',</w:t>
+      </w:r>
+    </w:p>
+    <w:p>
+      <w:r>
+        <w:t xml:space="preserve">  </w:t>
+      </w:r>
+      <w:proofErr w:type="spellStart"/>
+      <w:r>
+        <w:t>manualDcNo</w:t>
+      </w:r>
+      <w:proofErr w:type="spellEnd"/>
+      <w:r>
+        <w:t>: '',</w:t>
+      </w:r>
+    </w:p>
+    <w:p>
+      <w:r>
+        <w:t xml:space="preserve">  </w:t>
+      </w:r>
+      <w:proofErr w:type="spellStart"/>
+      <w:r>
+        <w:t>entryType</w:t>
+      </w:r>
+      <w:proofErr w:type="spellEnd"/>
+      <w:r>
+        <w:t>: 'PURCHASE',</w:t>
+      </w:r>
+    </w:p>
+    <w:p>
+      <w:r>
+        <w:t xml:space="preserve">  </w:t>
+      </w:r>
+      <w:proofErr w:type="spellStart"/>
+      <w:r>
+        <w:t>slipOutTime</w:t>
+      </w:r>
+      <w:proofErr w:type="spellEnd"/>
+      <w:r>
+        <w:t>: '',</w:t>
+      </w:r>
+    </w:p>
+    <w:p>
+      <w:r>
+        <w:t xml:space="preserve">  status: '',</w:t>
+      </w:r>
+    </w:p>
+    <w:p>
+      <w:r>
+        <w:t xml:space="preserve">  </w:t>
+      </w:r>
+      <w:proofErr w:type="spellStart"/>
+      <w:r>
+        <w:t>slipDate</w:t>
+      </w:r>
+      <w:proofErr w:type="spellEnd"/>
+      <w:r>
+        <w:t>: '',</w:t>
+      </w:r>
+    </w:p>
+    <w:p>
+      <w:r>
+        <w:t>};</w:t>
+      </w:r>
+    </w:p>
+    <w:p/>
+    <w:p>
+      <w:r>
+        <w:t xml:space="preserve">  const [</w:t>
+      </w:r>
+      <w:proofErr w:type="spellStart"/>
+      <w:r>
+        <w:t>formData</w:t>
+      </w:r>
+      <w:proofErr w:type="spellEnd"/>
+      <w:r>
+        <w:t xml:space="preserve">, </w:t>
+      </w:r>
+      <w:proofErr w:type="spellStart"/>
+      <w:r>
+        <w:t>setFormData</w:t>
+      </w:r>
+      <w:proofErr w:type="spellEnd"/>
+      <w:r>
+        <w:t xml:space="preserve">] = </w:t>
+      </w:r>
+      <w:proofErr w:type="spellStart"/>
+      <w:r>
+        <w:t>useState</w:t>
+      </w:r>
+      <w:proofErr w:type="spellEnd"/>
+      <w:r>
+        <w:t>(</w:t>
+      </w:r>
+      <w:proofErr w:type="spellStart"/>
+      <w:r>
+        <w:t>initialFormData</w:t>
+      </w:r>
+      <w:proofErr w:type="spellEnd"/>
+      <w:r>
+        <w:t>);</w:t>
+      </w:r>
+    </w:p>
+    <w:p>
+      <w:r>
+        <w:t xml:space="preserve">  const [loading, </w:t>
+      </w:r>
+      <w:proofErr w:type="spellStart"/>
+      <w:r>
+        <w:t>setLoading</w:t>
+      </w:r>
+      <w:proofErr w:type="spellEnd"/>
+      <w:r>
+        <w:t xml:space="preserve">] = </w:t>
+      </w:r>
+      <w:proofErr w:type="spellStart"/>
+      <w:r>
+        <w:t>useState</w:t>
+      </w:r>
+      <w:proofErr w:type="spellEnd"/>
+      <w:r>
+        <w:t>(false);</w:t>
+      </w:r>
+    </w:p>
+    <w:p>
+      <w:r>
+        <w:t xml:space="preserve">  const [</w:t>
+      </w:r>
+      <w:proofErr w:type="spellStart"/>
+      <w:r>
+        <w:t>onlineMode</w:t>
+      </w:r>
+      <w:proofErr w:type="spellEnd"/>
+      <w:r>
+        <w:t xml:space="preserve">, </w:t>
+      </w:r>
+      <w:proofErr w:type="spellStart"/>
+      <w:r>
+        <w:t>setOnlineMode</w:t>
+      </w:r>
+      <w:proofErr w:type="spellEnd"/>
+      <w:r>
+        <w:t xml:space="preserve">] = </w:t>
+      </w:r>
+      <w:proofErr w:type="spellStart"/>
+      <w:r>
+        <w:t>useState</w:t>
+      </w:r>
+      <w:proofErr w:type="spellEnd"/>
+      <w:r>
+        <w:t xml:space="preserve">(true);  </w:t>
+      </w:r>
+    </w:p>
+    <w:p>
+      <w:r>
+        <w:t xml:space="preserve"> const [</w:t>
+      </w:r>
+      <w:proofErr w:type="spellStart"/>
+      <w:r>
+        <w:t>igpItems</w:t>
+      </w:r>
+      <w:proofErr w:type="spellEnd"/>
+      <w:r>
+        <w:t xml:space="preserve">, </w:t>
+      </w:r>
+      <w:proofErr w:type="spellStart"/>
+      <w:r>
+        <w:t>setIgpItems</w:t>
+      </w:r>
+      <w:proofErr w:type="spellEnd"/>
+      <w:r>
+        <w:t xml:space="preserve">] = </w:t>
+      </w:r>
+      <w:proofErr w:type="spellStart"/>
+      <w:proofErr w:type="gramStart"/>
+      <w:r>
+        <w:t>useState</w:t>
+      </w:r>
+      <w:proofErr w:type="spellEnd"/>
+      <w:r>
+        <w:t>(</w:t>
+      </w:r>
+      <w:proofErr w:type="gramEnd"/>
+      <w:r>
+        <w:t>[]);  // state for table data</w:t>
+      </w:r>
+    </w:p>
+    <w:p/>
+    <w:p>
+      <w:r>
+        <w:t xml:space="preserve">const </w:t>
+      </w:r>
+      <w:proofErr w:type="spellStart"/>
+      <w:r>
+        <w:t>fetchIgpData</w:t>
+      </w:r>
+      <w:proofErr w:type="spellEnd"/>
+      <w:r>
+        <w:t xml:space="preserve"> = async () =&gt; {</w:t>
+      </w:r>
+    </w:p>
+    <w:p>
+      <w:r>
+        <w:t xml:space="preserve">  if </w:t>
+      </w:r>
+      <w:proofErr w:type="gramStart"/>
+      <w:r>
+        <w:t>(!</w:t>
+      </w:r>
+      <w:proofErr w:type="spellStart"/>
+      <w:r>
+        <w:t>formData.igpNo</w:t>
+      </w:r>
+      <w:proofErr w:type="spellEnd"/>
+      <w:proofErr w:type="gramEnd"/>
+      <w:r>
+        <w:t>) {</w:t>
+      </w:r>
+    </w:p>
+    <w:p>
+      <w:r>
+        <w:t xml:space="preserve">    </w:t>
+      </w:r>
+      <w:proofErr w:type="gramStart"/>
+      <w:r>
+        <w:t>alert(</w:t>
+      </w:r>
+      <w:proofErr w:type="gramEnd"/>
+      <w:r>
+        <w:t>'Please enter IGP No');</w:t>
+      </w:r>
+    </w:p>
+    <w:p>
+      <w:r>
+        <w:t xml:space="preserve">    return;</w:t>
+      </w:r>
+    </w:p>
+    <w:p>
+      <w:r>
+        <w:t xml:space="preserve">  }</w:t>
+      </w:r>
+    </w:p>
+    <w:p>
+      <w:r>
+        <w:t xml:space="preserve">  try {</w:t>
+      </w:r>
+    </w:p>
+    <w:p>
+      <w:r>
+        <w:t xml:space="preserve">    const response = await </w:t>
+      </w:r>
+      <w:proofErr w:type="spellStart"/>
+      <w:proofErr w:type="gramStart"/>
+      <w:r>
+        <w:t>axios.get</w:t>
+      </w:r>
+      <w:proofErr w:type="spellEnd"/>
+      <w:r>
+        <w:t>(</w:t>
+      </w:r>
+      <w:proofErr w:type="gramEnd"/>
+    </w:p>
+    <w:p>
+      <w:r>
+        <w:t xml:space="preserve">      `http://portal.sabirsgroup.com:8184/ords/sabroso_ords/webridge_igp/live_data`,</w:t>
+      </w:r>
+    </w:p>
+    <w:p>
+      <w:r>
+        <w:t xml:space="preserve">      </w:t>
+      </w:r>
+      <w:proofErr w:type="gramStart"/>
+      <w:r>
+        <w:t>{ params</w:t>
+      </w:r>
+      <w:proofErr w:type="gramEnd"/>
+      <w:r>
+        <w:t xml:space="preserve">: { </w:t>
+      </w:r>
+      <w:proofErr w:type="spellStart"/>
+      <w:r>
+        <w:t>igp_no</w:t>
+      </w:r>
+      <w:proofErr w:type="spellEnd"/>
+      <w:r>
+        <w:t xml:space="preserve">: </w:t>
+      </w:r>
+      <w:proofErr w:type="spellStart"/>
+      <w:r>
+        <w:t>formData.igpNo</w:t>
+      </w:r>
+      <w:proofErr w:type="spellEnd"/>
+      <w:r>
+        <w:t xml:space="preserve"> } }</w:t>
+      </w:r>
+    </w:p>
+    <w:p>
+      <w:r>
+        <w:lastRenderedPageBreak/>
+        <w:t xml:space="preserve">    );</w:t>
+      </w:r>
+    </w:p>
+    <w:p/>
+    <w:p>
+      <w:r>
+        <w:t xml:space="preserve">    if (</w:t>
+      </w:r>
+      <w:proofErr w:type="spellStart"/>
+      <w:r>
+        <w:t>response.data</w:t>
+      </w:r>
+      <w:proofErr w:type="spellEnd"/>
+      <w:r>
+        <w:t xml:space="preserve"> &amp;&amp; </w:t>
+      </w:r>
+      <w:proofErr w:type="spellStart"/>
+      <w:r>
+        <w:t>response.</w:t>
+      </w:r>
+      <w:proofErr w:type="gramStart"/>
+      <w:r>
+        <w:t>data.items</w:t>
+      </w:r>
+      <w:proofErr w:type="spellEnd"/>
+      <w:proofErr w:type="gramEnd"/>
+      <w:r>
+        <w:t xml:space="preserve"> &amp;&amp; </w:t>
+      </w:r>
+      <w:proofErr w:type="spellStart"/>
+      <w:r>
+        <w:t>response.data.items.length</w:t>
+      </w:r>
+      <w:proofErr w:type="spellEnd"/>
+      <w:r>
+        <w:t xml:space="preserve"> &gt; 0) {</w:t>
+      </w:r>
+    </w:p>
+    <w:p>
+      <w:r>
+        <w:t xml:space="preserve">      const data = </w:t>
+      </w:r>
+      <w:proofErr w:type="spellStart"/>
+      <w:r>
+        <w:t>response.</w:t>
+      </w:r>
+      <w:proofErr w:type="gramStart"/>
+      <w:r>
+        <w:t>data.items</w:t>
+      </w:r>
+      <w:proofErr w:type="spellEnd"/>
+      <w:proofErr w:type="gramEnd"/>
+      <w:r>
+        <w:t>;</w:t>
+      </w:r>
+    </w:p>
+    <w:p/>
+    <w:p>
+      <w:r>
+        <w:t xml:space="preserve">      // Pehle item se </w:t>
+      </w:r>
+      <w:proofErr w:type="spellStart"/>
+      <w:r>
+        <w:t>kuch</w:t>
+      </w:r>
+      <w:proofErr w:type="spellEnd"/>
+      <w:r>
+        <w:t xml:space="preserve"> form fields update </w:t>
+      </w:r>
+      <w:proofErr w:type="spellStart"/>
+      <w:r>
+        <w:t>karlo</w:t>
+      </w:r>
+      <w:proofErr w:type="spellEnd"/>
+      <w:r>
+        <w:t xml:space="preserve"> (</w:t>
+      </w:r>
+      <w:proofErr w:type="spellStart"/>
+      <w:r>
+        <w:t>jaise</w:t>
+      </w:r>
+      <w:proofErr w:type="spellEnd"/>
+      <w:r>
+        <w:t xml:space="preserve"> </w:t>
+      </w:r>
+      <w:proofErr w:type="spellStart"/>
+      <w:r>
+        <w:t>driverName</w:t>
+      </w:r>
+      <w:proofErr w:type="spellEnd"/>
+      <w:r>
+        <w:t xml:space="preserve">, vendor, </w:t>
+      </w:r>
+      <w:proofErr w:type="spellStart"/>
+      <w:r>
+        <w:t>etc</w:t>
+      </w:r>
+      <w:proofErr w:type="spellEnd"/>
+      <w:r>
+        <w:t>)</w:t>
+      </w:r>
+    </w:p>
+    <w:p>
+      <w:r>
+        <w:t xml:space="preserve">      const </w:t>
+      </w:r>
+      <w:proofErr w:type="spellStart"/>
+      <w:r>
+        <w:t>firstItem</w:t>
+      </w:r>
+      <w:proofErr w:type="spellEnd"/>
+      <w:r>
+        <w:t xml:space="preserve"> = </w:t>
+      </w:r>
+      <w:proofErr w:type="gramStart"/>
+      <w:r>
+        <w:t>data[</w:t>
+      </w:r>
+      <w:proofErr w:type="gramEnd"/>
+      <w:r>
+        <w:t>0];</w:t>
+      </w:r>
+    </w:p>
+    <w:p>
+      <w:r>
+        <w:t xml:space="preserve">      </w:t>
+      </w:r>
+      <w:proofErr w:type="spellStart"/>
+      <w:proofErr w:type="gramStart"/>
+      <w:r>
+        <w:t>setFormData</w:t>
+      </w:r>
+      <w:proofErr w:type="spellEnd"/>
+      <w:r>
+        <w:t>(</w:t>
+      </w:r>
+      <w:proofErr w:type="spellStart"/>
+      <w:proofErr w:type="gramEnd"/>
+      <w:r>
+        <w:t>prev</w:t>
+      </w:r>
+      <w:proofErr w:type="spellEnd"/>
+      <w:r>
+        <w:t xml:space="preserve"> =&gt; ({</w:t>
+      </w:r>
+    </w:p>
+    <w:p>
+      <w:r>
+        <w:t xml:space="preserve">        ...</w:t>
+      </w:r>
+      <w:proofErr w:type="spellStart"/>
+      <w:r>
+        <w:t>prev</w:t>
+      </w:r>
+      <w:proofErr w:type="spellEnd"/>
+      <w:r>
+        <w:t>,</w:t>
+      </w:r>
+    </w:p>
+    <w:p>
+      <w:r>
+        <w:t xml:space="preserve">        </w:t>
+      </w:r>
+      <w:proofErr w:type="spellStart"/>
+      <w:r>
+        <w:t>driverName</w:t>
+      </w:r>
+      <w:proofErr w:type="spellEnd"/>
+      <w:r>
+        <w:t xml:space="preserve">: </w:t>
+      </w:r>
+      <w:proofErr w:type="spellStart"/>
+      <w:r>
+        <w:t>firstItem.driver_name</w:t>
+      </w:r>
+      <w:proofErr w:type="spellEnd"/>
+      <w:r>
+        <w:t xml:space="preserve"> || '',</w:t>
+      </w:r>
+    </w:p>
+    <w:p>
+      <w:r>
+        <w:t xml:space="preserve">        vendor: </w:t>
+      </w:r>
+      <w:proofErr w:type="spellStart"/>
+      <w:r>
+        <w:t>firstItem.vendor_name</w:t>
+      </w:r>
+      <w:proofErr w:type="spellEnd"/>
+      <w:r>
+        <w:t xml:space="preserve"> || '',</w:t>
+      </w:r>
+    </w:p>
+    <w:p>
+      <w:r>
+        <w:t xml:space="preserve">        </w:t>
+      </w:r>
+      <w:proofErr w:type="spellStart"/>
+      <w:r>
+        <w:t>vehicleNo</w:t>
+      </w:r>
+      <w:proofErr w:type="spellEnd"/>
+      <w:r>
+        <w:t xml:space="preserve">: </w:t>
+      </w:r>
+      <w:proofErr w:type="spellStart"/>
+      <w:r>
+        <w:t>firstItem.vehicle_no</w:t>
+      </w:r>
+      <w:proofErr w:type="spellEnd"/>
+      <w:r>
+        <w:t xml:space="preserve"> || '',</w:t>
+      </w:r>
+    </w:p>
+    <w:p>
+      <w:r>
+        <w:t xml:space="preserve">        </w:t>
+      </w:r>
+      <w:proofErr w:type="spellStart"/>
+      <w:r>
+        <w:t>bardanaWeight</w:t>
+      </w:r>
+      <w:proofErr w:type="spellEnd"/>
+      <w:r>
+        <w:t xml:space="preserve">: </w:t>
+      </w:r>
+      <w:proofErr w:type="spellStart"/>
+      <w:r>
+        <w:t>firstItem.bardana_</w:t>
+      </w:r>
+      <w:proofErr w:type="gramStart"/>
+      <w:r>
+        <w:t>qty</w:t>
+      </w:r>
+      <w:proofErr w:type="spellEnd"/>
+      <w:r>
+        <w:t xml:space="preserve"> ?</w:t>
+      </w:r>
+      <w:proofErr w:type="gramEnd"/>
+      <w:r>
+        <w:t xml:space="preserve"> </w:t>
+      </w:r>
+      <w:proofErr w:type="gramStart"/>
+      <w:r>
+        <w:t>String(</w:t>
+      </w:r>
+      <w:proofErr w:type="spellStart"/>
+      <w:proofErr w:type="gramEnd"/>
+      <w:r>
+        <w:t>firstItem.bardana_qty</w:t>
+      </w:r>
+      <w:proofErr w:type="spellEnd"/>
+      <w:r>
+        <w:t>) : '',</w:t>
+      </w:r>
+    </w:p>
+    <w:p>
+      <w:r>
+        <w:t xml:space="preserve">      }));</w:t>
+      </w:r>
+    </w:p>
+    <w:p/>
+    <w:p>
+      <w:r>
+        <w:t xml:space="preserve">      // </w:t>
+      </w:r>
+      <w:proofErr w:type="spellStart"/>
+      <w:r>
+        <w:t>Poora</w:t>
+      </w:r>
+      <w:proofErr w:type="spellEnd"/>
+      <w:r>
+        <w:t xml:space="preserve"> array </w:t>
+      </w:r>
+      <w:proofErr w:type="spellStart"/>
+      <w:r>
+        <w:t>igpItems</w:t>
+      </w:r>
+      <w:proofErr w:type="spellEnd"/>
+      <w:r>
+        <w:t xml:space="preserve"> </w:t>
+      </w:r>
+      <w:proofErr w:type="spellStart"/>
+      <w:r>
+        <w:t>mein</w:t>
+      </w:r>
+      <w:proofErr w:type="spellEnd"/>
+      <w:r>
+        <w:t xml:space="preserve"> set </w:t>
+      </w:r>
+      <w:proofErr w:type="spellStart"/>
+      <w:r>
+        <w:t>karo</w:t>
+      </w:r>
+      <w:proofErr w:type="spellEnd"/>
+      <w:r>
+        <w:t xml:space="preserve"> for table</w:t>
+      </w:r>
+    </w:p>
+    <w:p>
+      <w:r>
+        <w:t xml:space="preserve">      </w:t>
+      </w:r>
+      <w:proofErr w:type="spellStart"/>
+      <w:r>
+        <w:t>setIgpItems</w:t>
+      </w:r>
+      <w:proofErr w:type="spellEnd"/>
+      <w:r>
+        <w:t>(data);</w:t>
+      </w:r>
+    </w:p>
+    <w:p>
+      <w:r>
+        <w:t xml:space="preserve">    } else {</w:t>
+      </w:r>
+    </w:p>
+    <w:p>
+      <w:r>
+        <w:t xml:space="preserve">      </w:t>
+      </w:r>
+      <w:proofErr w:type="gramStart"/>
+      <w:r>
+        <w:t>alert(</w:t>
+      </w:r>
+      <w:proofErr w:type="gramEnd"/>
+      <w:r>
+        <w:t>'No data found for this IGP No.');</w:t>
+      </w:r>
+    </w:p>
+    <w:p>
+      <w:r>
+        <w:t xml:space="preserve">      </w:t>
+      </w:r>
+      <w:proofErr w:type="spellStart"/>
+      <w:proofErr w:type="gramStart"/>
+      <w:r>
+        <w:t>setIgpItems</w:t>
+      </w:r>
+      <w:proofErr w:type="spellEnd"/>
+      <w:r>
+        <w:t>(</w:t>
+      </w:r>
+      <w:proofErr w:type="gramEnd"/>
+      <w:r>
+        <w:t>[]);  // clear table data if no result</w:t>
+      </w:r>
+    </w:p>
+    <w:p>
+      <w:r>
+        <w:t xml:space="preserve">    }</w:t>
+      </w:r>
+    </w:p>
+    <w:p>
+      <w:r>
+        <w:t xml:space="preserve">  } catch (error) {</w:t>
+      </w:r>
+    </w:p>
+    <w:p>
+      <w:r>
+        <w:t xml:space="preserve">    </w:t>
+      </w:r>
+      <w:proofErr w:type="spellStart"/>
+      <w:proofErr w:type="gramStart"/>
+      <w:r>
+        <w:t>console.error</w:t>
+      </w:r>
+      <w:proofErr w:type="spellEnd"/>
+      <w:proofErr w:type="gramEnd"/>
+      <w:r>
+        <w:t>('Error fetching IGP data:', error);</w:t>
+      </w:r>
+    </w:p>
+    <w:p>
+      <w:r>
+        <w:t xml:space="preserve">    </w:t>
+      </w:r>
+      <w:proofErr w:type="gramStart"/>
+      <w:r>
+        <w:t>alert(</w:t>
+      </w:r>
+      <w:proofErr w:type="gramEnd"/>
+      <w:r>
+        <w:t>'Failed to fetch IGP data');</w:t>
+      </w:r>
+    </w:p>
+    <w:p>
+      <w:r>
+        <w:t xml:space="preserve">    </w:t>
+      </w:r>
+      <w:proofErr w:type="spellStart"/>
+      <w:proofErr w:type="gramStart"/>
+      <w:r>
+        <w:t>setIgpItems</w:t>
+      </w:r>
+      <w:proofErr w:type="spellEnd"/>
+      <w:r>
+        <w:t>(</w:t>
+      </w:r>
+      <w:proofErr w:type="gramEnd"/>
+      <w:r>
+        <w:t>[]);  // clear on error</w:t>
+      </w:r>
+    </w:p>
+    <w:p>
+      <w:r>
+        <w:t xml:space="preserve">  }</w:t>
+      </w:r>
+    </w:p>
+    <w:p>
+      <w:r>
+        <w:t>};</w:t>
+      </w:r>
+    </w:p>
+    <w:p/>
+    <w:p/>
+    <w:p>
+      <w:r>
+        <w:lastRenderedPageBreak/>
+        <w:t xml:space="preserve">  // Format ISO datetime string to "</w:t>
+      </w:r>
+      <w:proofErr w:type="spellStart"/>
+      <w:r>
+        <w:t>YYYY-MM-DDTHH:mm</w:t>
+      </w:r>
+      <w:proofErr w:type="spellEnd"/>
+      <w:r>
+        <w:t>" for input[type=datetime-local]</w:t>
+      </w:r>
+    </w:p>
+    <w:p>
+      <w:r>
+        <w:t xml:space="preserve">  const </w:t>
+      </w:r>
+      <w:proofErr w:type="spellStart"/>
+      <w:r>
+        <w:t>formatDatetimeLocal</w:t>
+      </w:r>
+      <w:proofErr w:type="spellEnd"/>
+      <w:r>
+        <w:t xml:space="preserve"> = (</w:t>
+      </w:r>
+      <w:proofErr w:type="spellStart"/>
+      <w:r>
+        <w:t>isoString</w:t>
+      </w:r>
+      <w:proofErr w:type="spellEnd"/>
+      <w:r>
+        <w:t>) =&gt; {</w:t>
+      </w:r>
+    </w:p>
+    <w:p>
+      <w:r>
+        <w:t xml:space="preserve">    if </w:t>
+      </w:r>
+      <w:proofErr w:type="gramStart"/>
+      <w:r>
+        <w:t>(!</w:t>
+      </w:r>
+      <w:proofErr w:type="spellStart"/>
+      <w:r>
+        <w:t>isoString</w:t>
+      </w:r>
+      <w:proofErr w:type="spellEnd"/>
+      <w:proofErr w:type="gramEnd"/>
+      <w:r>
+        <w:t>) return '';</w:t>
+      </w:r>
+    </w:p>
+    <w:p>
+      <w:r>
+        <w:t xml:space="preserve">    return </w:t>
+      </w:r>
+      <w:proofErr w:type="spellStart"/>
+      <w:r>
+        <w:t>isoString.slice</w:t>
+      </w:r>
+      <w:proofErr w:type="spellEnd"/>
+      <w:r>
+        <w:t>(0, 16);</w:t>
+      </w:r>
+    </w:p>
+    <w:p>
+      <w:r>
+        <w:t xml:space="preserve">  };</w:t>
+      </w:r>
+    </w:p>
+    <w:p/>
+    <w:p>
+      <w:r>
+        <w:t xml:space="preserve">  // Format back to ISO for sending to backend</w:t>
+      </w:r>
+    </w:p>
+    <w:p>
+      <w:r>
+        <w:t xml:space="preserve">  const </w:t>
+      </w:r>
+      <w:proofErr w:type="spellStart"/>
+      <w:r>
+        <w:t>formatISODate</w:t>
+      </w:r>
+      <w:proofErr w:type="spellEnd"/>
+      <w:r>
+        <w:t xml:space="preserve"> = (</w:t>
+      </w:r>
+      <w:proofErr w:type="spellStart"/>
+      <w:r>
+        <w:t>localString</w:t>
+      </w:r>
+      <w:proofErr w:type="spellEnd"/>
+      <w:r>
+        <w:t>) =&gt; {</w:t>
+      </w:r>
+    </w:p>
+    <w:p>
+      <w:r>
+        <w:t xml:space="preserve">    if </w:t>
+      </w:r>
+      <w:proofErr w:type="gramStart"/>
+      <w:r>
+        <w:t>(!</w:t>
+      </w:r>
+      <w:proofErr w:type="spellStart"/>
+      <w:r>
+        <w:t>localString</w:t>
+      </w:r>
+      <w:proofErr w:type="spellEnd"/>
+      <w:proofErr w:type="gramEnd"/>
+      <w:r>
+        <w:t>) return null;</w:t>
+      </w:r>
+    </w:p>
+    <w:p>
+      <w:r>
+        <w:t xml:space="preserve">    return new Date(</w:t>
+      </w:r>
+      <w:proofErr w:type="spellStart"/>
+      <w:r>
+        <w:t>localString</w:t>
+      </w:r>
+      <w:proofErr w:type="spellEnd"/>
+      <w:proofErr w:type="gramStart"/>
+      <w:r>
+        <w:t>).</w:t>
+      </w:r>
+      <w:proofErr w:type="spellStart"/>
+      <w:r>
+        <w:t>toISOString</w:t>
+      </w:r>
+      <w:proofErr w:type="spellEnd"/>
+      <w:proofErr w:type="gramEnd"/>
+      <w:r>
+        <w:t>();</w:t>
+      </w:r>
+    </w:p>
+    <w:p>
+      <w:r>
+        <w:t xml:space="preserve">  };</w:t>
+      </w:r>
+    </w:p>
+    <w:p/>
+    <w:p>
+      <w:r>
+        <w:t xml:space="preserve">  // Handle input change with numeric validation on some fields</w:t>
+      </w:r>
+    </w:p>
+    <w:p>
+      <w:r>
+        <w:t xml:space="preserve">  const </w:t>
+      </w:r>
+      <w:proofErr w:type="spellStart"/>
+      <w:r>
+        <w:t>handleChange</w:t>
+      </w:r>
+      <w:proofErr w:type="spellEnd"/>
+      <w:r>
+        <w:t xml:space="preserve"> = (e) =&gt; {</w:t>
+      </w:r>
+    </w:p>
+    <w:p>
+      <w:r>
+        <w:t xml:space="preserve">    const </w:t>
+      </w:r>
+      <w:proofErr w:type="gramStart"/>
+      <w:r>
+        <w:t>{ name</w:t>
+      </w:r>
+      <w:proofErr w:type="gramEnd"/>
+      <w:r>
+        <w:t xml:space="preserve">, value } = </w:t>
+      </w:r>
+      <w:proofErr w:type="spellStart"/>
+      <w:r>
+        <w:t>e.target</w:t>
+      </w:r>
+      <w:proofErr w:type="spellEnd"/>
+      <w:r>
+        <w:t>;</w:t>
+      </w:r>
+    </w:p>
+    <w:p>
+      <w:r>
+        <w:t xml:space="preserve">    const </w:t>
+      </w:r>
+      <w:proofErr w:type="spellStart"/>
+      <w:r>
+        <w:t>numericFields</w:t>
+      </w:r>
+      <w:proofErr w:type="spellEnd"/>
+      <w:r>
+        <w:t xml:space="preserve"> = [</w:t>
+      </w:r>
+    </w:p>
+    <w:p>
+      <w:r>
+        <w:t xml:space="preserve">      '</w:t>
+      </w:r>
+      <w:proofErr w:type="spellStart"/>
+      <w:r>
+        <w:t>firstWeight</w:t>
+      </w:r>
+      <w:proofErr w:type="spellEnd"/>
+      <w:r>
+        <w:t>', '</w:t>
+      </w:r>
+      <w:proofErr w:type="spellStart"/>
+      <w:r>
+        <w:t>secondWeight</w:t>
+      </w:r>
+      <w:proofErr w:type="spellEnd"/>
+      <w:r>
+        <w:t>', '</w:t>
+      </w:r>
+      <w:proofErr w:type="spellStart"/>
+      <w:r>
+        <w:t>netWeight</w:t>
+      </w:r>
+      <w:proofErr w:type="spellEnd"/>
+      <w:r>
+        <w:t>',</w:t>
+      </w:r>
+    </w:p>
+    <w:p>
+      <w:r>
+        <w:t xml:space="preserve">      '</w:t>
+      </w:r>
+      <w:proofErr w:type="spellStart"/>
+      <w:r>
+        <w:t>bardanaWeight</w:t>
+      </w:r>
+      <w:proofErr w:type="spellEnd"/>
+      <w:r>
+        <w:t>', '</w:t>
+      </w:r>
+      <w:proofErr w:type="spellStart"/>
+      <w:r>
+        <w:t>grossWeight</w:t>
+      </w:r>
+      <w:proofErr w:type="spellEnd"/>
+      <w:r>
+        <w:t>', 'freight',</w:t>
+      </w:r>
+    </w:p>
+    <w:p>
+      <w:r>
+        <w:t xml:space="preserve">      '</w:t>
+      </w:r>
+      <w:proofErr w:type="spellStart"/>
+      <w:r>
+        <w:t>companyId</w:t>
+      </w:r>
+      <w:proofErr w:type="spellEnd"/>
+      <w:r>
+        <w:t>', '</w:t>
+      </w:r>
+      <w:proofErr w:type="spellStart"/>
+      <w:r>
+        <w:t>branchId</w:t>
+      </w:r>
+      <w:proofErr w:type="spellEnd"/>
+      <w:r>
+        <w:t>', '</w:t>
+      </w:r>
+      <w:proofErr w:type="spellStart"/>
+      <w:r>
+        <w:t>createdBy</w:t>
+      </w:r>
+      <w:proofErr w:type="spellEnd"/>
+      <w:r>
+        <w:t>', '</w:t>
+      </w:r>
+      <w:proofErr w:type="spellStart"/>
+      <w:r>
+        <w:t>lastUpdatedBy</w:t>
+      </w:r>
+      <w:proofErr w:type="spellEnd"/>
+      <w:r>
+        <w:t>'</w:t>
+      </w:r>
+    </w:p>
+    <w:p>
+      <w:r>
+        <w:t xml:space="preserve">    ];</w:t>
+      </w:r>
+    </w:p>
+    <w:p/>
+    <w:p>
+      <w:r>
+        <w:t xml:space="preserve">    if (</w:t>
+      </w:r>
+      <w:proofErr w:type="spellStart"/>
+      <w:r>
+        <w:t>numericFields.includes</w:t>
+      </w:r>
+      <w:proofErr w:type="spellEnd"/>
+      <w:r>
+        <w:t>(name)) {</w:t>
+      </w:r>
+    </w:p>
+    <w:p>
+      <w:r>
+        <w:t xml:space="preserve">      if (value === '' || /^[0-</w:t>
+      </w:r>
+      <w:proofErr w:type="gramStart"/>
+      <w:r>
+        <w:t>9]*</w:t>
+      </w:r>
+      <w:proofErr w:type="gramEnd"/>
+      <w:r>
+        <w:t>\.?[0-9]*$/.test(value)) {</w:t>
+      </w:r>
+    </w:p>
+    <w:p>
+      <w:r>
+        <w:t xml:space="preserve">        </w:t>
+      </w:r>
+      <w:proofErr w:type="spellStart"/>
+      <w:proofErr w:type="gramStart"/>
+      <w:r>
+        <w:t>setFormData</w:t>
+      </w:r>
+      <w:proofErr w:type="spellEnd"/>
+      <w:r>
+        <w:t>(</w:t>
+      </w:r>
+      <w:proofErr w:type="spellStart"/>
+      <w:proofErr w:type="gramEnd"/>
+      <w:r>
+        <w:t>prev</w:t>
+      </w:r>
+      <w:proofErr w:type="spellEnd"/>
+      <w:r>
+        <w:t xml:space="preserve"> =&gt; ({ ...</w:t>
+      </w:r>
+      <w:proofErr w:type="spellStart"/>
+      <w:r>
+        <w:t>prev</w:t>
+      </w:r>
+      <w:proofErr w:type="spellEnd"/>
+      <w:r>
+        <w:t>, [name]: value }));</w:t>
+      </w:r>
+    </w:p>
+    <w:p>
+      <w:r>
+        <w:t xml:space="preserve">      }</w:t>
+      </w:r>
+    </w:p>
+    <w:p>
+      <w:r>
+        <w:t xml:space="preserve">    } else {</w:t>
+      </w:r>
+    </w:p>
+    <w:p>
+      <w:r>
+        <w:t xml:space="preserve">      </w:t>
+      </w:r>
+      <w:proofErr w:type="spellStart"/>
+      <w:proofErr w:type="gramStart"/>
+      <w:r>
+        <w:t>setFormData</w:t>
+      </w:r>
+      <w:proofErr w:type="spellEnd"/>
+      <w:r>
+        <w:t>(</w:t>
+      </w:r>
+      <w:proofErr w:type="spellStart"/>
+      <w:proofErr w:type="gramEnd"/>
+      <w:r>
+        <w:t>prev</w:t>
+      </w:r>
+      <w:proofErr w:type="spellEnd"/>
+      <w:r>
+        <w:t xml:space="preserve"> =&gt; ({ ...</w:t>
+      </w:r>
+      <w:proofErr w:type="spellStart"/>
+      <w:r>
+        <w:t>prev</w:t>
+      </w:r>
+      <w:proofErr w:type="spellEnd"/>
+      <w:r>
+        <w:t>, [name]: value }));</w:t>
+      </w:r>
+    </w:p>
+    <w:p>
+      <w:r>
+        <w:t xml:space="preserve">    }</w:t>
+      </w:r>
+    </w:p>
+    <w:p>
+      <w:r>
+        <w:t xml:space="preserve">  };</w:t>
+      </w:r>
+    </w:p>
+    <w:p/>
+    <w:p>
+      <w:r>
+        <w:t xml:space="preserve">  // Toggle online/offline entry mode</w:t>
+      </w:r>
+    </w:p>
+    <w:p>
+      <w:r>
+        <w:t xml:space="preserve">  const </w:t>
+      </w:r>
+      <w:proofErr w:type="spellStart"/>
+      <w:r>
+        <w:t>toggleOnlineMode</w:t>
+      </w:r>
+      <w:proofErr w:type="spellEnd"/>
+      <w:r>
+        <w:t xml:space="preserve"> = (</w:t>
+      </w:r>
+      <w:proofErr w:type="spellStart"/>
+      <w:r>
+        <w:t>isOnline</w:t>
+      </w:r>
+      <w:proofErr w:type="spellEnd"/>
+      <w:r>
+        <w:t>) =&gt; {</w:t>
+      </w:r>
+    </w:p>
+    <w:p>
+      <w:r>
+        <w:t xml:space="preserve">    </w:t>
+      </w:r>
+      <w:proofErr w:type="spellStart"/>
+      <w:r>
+        <w:t>setOnlineMode</w:t>
+      </w:r>
+      <w:proofErr w:type="spellEnd"/>
+      <w:r>
+        <w:t>(</w:t>
+      </w:r>
+      <w:proofErr w:type="spellStart"/>
+      <w:r>
+        <w:t>isOnline</w:t>
+      </w:r>
+      <w:proofErr w:type="spellEnd"/>
+      <w:r>
+        <w:t>);</w:t>
+      </w:r>
+    </w:p>
+    <w:p>
+      <w:r>
+        <w:t xml:space="preserve">    </w:t>
+      </w:r>
+      <w:proofErr w:type="spellStart"/>
+      <w:proofErr w:type="gramStart"/>
+      <w:r>
+        <w:t>setFormData</w:t>
+      </w:r>
+      <w:proofErr w:type="spellEnd"/>
+      <w:r>
+        <w:t>(</w:t>
+      </w:r>
+      <w:proofErr w:type="spellStart"/>
+      <w:proofErr w:type="gramEnd"/>
+      <w:r>
+        <w:t>prev</w:t>
+      </w:r>
+      <w:proofErr w:type="spellEnd"/>
+      <w:r>
+        <w:t xml:space="preserve"> =&gt; ({</w:t>
+      </w:r>
+    </w:p>
+    <w:p>
+      <w:r>
+        <w:t xml:space="preserve">      ...</w:t>
+      </w:r>
+      <w:proofErr w:type="spellStart"/>
+      <w:r>
+        <w:t>prev</w:t>
+      </w:r>
+      <w:proofErr w:type="spellEnd"/>
+      <w:r>
+        <w:t>,</w:t>
+      </w:r>
+    </w:p>
+    <w:p>
+      <w:r>
+        <w:t xml:space="preserve">      </w:t>
+      </w:r>
+      <w:proofErr w:type="spellStart"/>
+      <w:r>
+        <w:t>onlineEntry</w:t>
+      </w:r>
+      <w:proofErr w:type="spellEnd"/>
+      <w:r>
+        <w:t xml:space="preserve">: </w:t>
+      </w:r>
+      <w:proofErr w:type="spellStart"/>
+      <w:proofErr w:type="gramStart"/>
+      <w:r>
+        <w:t>isOnline</w:t>
+      </w:r>
+      <w:proofErr w:type="spellEnd"/>
+      <w:r>
+        <w:t xml:space="preserve"> ?</w:t>
+      </w:r>
+      <w:proofErr w:type="gramEnd"/>
+      <w:r>
+        <w:t xml:space="preserve"> 'Yes</w:t>
+      </w:r>
+      <w:proofErr w:type="gramStart"/>
+      <w:r>
+        <w:t>' :</w:t>
+      </w:r>
+      <w:proofErr w:type="gramEnd"/>
+      <w:r>
+        <w:t xml:space="preserve"> '',</w:t>
+      </w:r>
+    </w:p>
+    <w:p>
+      <w:r>
+        <w:t xml:space="preserve">      </w:t>
+      </w:r>
+      <w:proofErr w:type="spellStart"/>
+      <w:r>
+        <w:t>offlineEntry</w:t>
+      </w:r>
+      <w:proofErr w:type="spellEnd"/>
+      <w:r>
+        <w:t xml:space="preserve">: </w:t>
+      </w:r>
+      <w:proofErr w:type="spellStart"/>
+      <w:proofErr w:type="gramStart"/>
+      <w:r>
+        <w:t>isOnline</w:t>
+      </w:r>
+      <w:proofErr w:type="spellEnd"/>
+      <w:r>
+        <w:t xml:space="preserve"> ?</w:t>
+      </w:r>
+      <w:proofErr w:type="gramEnd"/>
+      <w:r>
+        <w:t xml:space="preserve"> '</w:t>
+      </w:r>
+      <w:proofErr w:type="gramStart"/>
+      <w:r>
+        <w:t>' :</w:t>
+      </w:r>
+      <w:proofErr w:type="gramEnd"/>
+      <w:r>
+        <w:t xml:space="preserve"> 'Yes',</w:t>
+      </w:r>
+    </w:p>
+    <w:p>
+      <w:r>
+        <w:t xml:space="preserve">    }));</w:t>
+      </w:r>
+    </w:p>
+    <w:p>
+      <w:r>
+        <w:t xml:space="preserve">  };</w:t>
+      </w:r>
+    </w:p>
+    <w:p/>
+    <w:p>
+      <w:r>
+        <w:t xml:space="preserve">  </w:t>
+      </w:r>
+      <w:proofErr w:type="spellStart"/>
+      <w:proofErr w:type="gramStart"/>
+      <w:r>
+        <w:t>useEffect</w:t>
+      </w:r>
+      <w:proofErr w:type="spellEnd"/>
+      <w:r>
+        <w:t>(</w:t>
+      </w:r>
+      <w:proofErr w:type="gramEnd"/>
+      <w:r>
+        <w:t>() =&gt; {</w:t>
+      </w:r>
+    </w:p>
+    <w:p>
+      <w:r>
+        <w:t xml:space="preserve">  </w:t>
+      </w:r>
+      <w:proofErr w:type="spellStart"/>
+      <w:r>
+        <w:t>axios.get</w:t>
+      </w:r>
+      <w:proofErr w:type="spellEnd"/>
+      <w:r>
+        <w:t>('http://localhost:5000/</w:t>
+      </w:r>
+      <w:proofErr w:type="spellStart"/>
+      <w:r>
+        <w:t>api</w:t>
+      </w:r>
+      <w:proofErr w:type="spellEnd"/>
+      <w:r>
+        <w:t>/purchases')</w:t>
+      </w:r>
+    </w:p>
+    <w:p>
+      <w:r>
+        <w:t xml:space="preserve">    </w:t>
+      </w:r>
+      <w:proofErr w:type="gramStart"/>
+      <w:r>
+        <w:t>.then</w:t>
+      </w:r>
+      <w:proofErr w:type="gramEnd"/>
+      <w:r>
+        <w:t>(res =&gt; {</w:t>
+      </w:r>
+    </w:p>
+    <w:p>
+      <w:r>
+        <w:t xml:space="preserve">      if (</w:t>
+      </w:r>
+      <w:proofErr w:type="spellStart"/>
+      <w:r>
+        <w:t>res.</w:t>
+      </w:r>
+      <w:proofErr w:type="gramStart"/>
+      <w:r>
+        <w:t>data.length</w:t>
+      </w:r>
+      <w:proofErr w:type="spellEnd"/>
+      <w:proofErr w:type="gramEnd"/>
+      <w:r>
+        <w:t xml:space="preserve"> &gt; 0) {</w:t>
+      </w:r>
+    </w:p>
+    <w:p>
+      <w:r>
+        <w:t xml:space="preserve">        const </w:t>
+      </w:r>
+      <w:proofErr w:type="spellStart"/>
+      <w:r>
+        <w:t>maxSlip</w:t>
+      </w:r>
+      <w:proofErr w:type="spellEnd"/>
+      <w:r>
+        <w:t xml:space="preserve"> = </w:t>
+      </w:r>
+      <w:proofErr w:type="spellStart"/>
+      <w:r>
+        <w:t>res.</w:t>
+      </w:r>
+      <w:proofErr w:type="gramStart"/>
+      <w:r>
+        <w:t>data.reduce</w:t>
+      </w:r>
+      <w:proofErr w:type="spellEnd"/>
+      <w:proofErr w:type="gramEnd"/>
+      <w:r>
+        <w:t xml:space="preserve">((max, </w:t>
+      </w:r>
+      <w:proofErr w:type="spellStart"/>
+      <w:r>
+        <w:t>curr</w:t>
+      </w:r>
+      <w:proofErr w:type="spellEnd"/>
+      <w:r>
+        <w:t>) =&gt; {</w:t>
+      </w:r>
+    </w:p>
+    <w:p>
+      <w:r>
+        <w:t xml:space="preserve">          const slip = </w:t>
+      </w:r>
+      <w:proofErr w:type="spellStart"/>
+      <w:proofErr w:type="gramStart"/>
+      <w:r>
+        <w:t>parseInt</w:t>
+      </w:r>
+      <w:proofErr w:type="spellEnd"/>
+      <w:r>
+        <w:t>(</w:t>
+      </w:r>
+      <w:proofErr w:type="spellStart"/>
+      <w:proofErr w:type="gramEnd"/>
+      <w:r>
+        <w:t>curr.slip_no</w:t>
+      </w:r>
+      <w:proofErr w:type="spellEnd"/>
+      <w:r>
+        <w:t>, 10);</w:t>
+      </w:r>
+    </w:p>
+    <w:p>
+      <w:r>
+        <w:t xml:space="preserve">          return slip &gt; </w:t>
+      </w:r>
+      <w:proofErr w:type="gramStart"/>
+      <w:r>
+        <w:t>max ?</w:t>
+      </w:r>
+      <w:proofErr w:type="gramEnd"/>
+      <w:r>
+        <w:t xml:space="preserve"> slip : max;</w:t>
+      </w:r>
+    </w:p>
+    <w:p>
+      <w:r>
+        <w:t xml:space="preserve">        }, 0);</w:t>
+      </w:r>
+    </w:p>
+    <w:p>
+      <w:r>
+        <w:t xml:space="preserve">        const </w:t>
+      </w:r>
+      <w:proofErr w:type="spellStart"/>
+      <w:r>
+        <w:t>nextSlip</w:t>
+      </w:r>
+      <w:proofErr w:type="spellEnd"/>
+      <w:r>
+        <w:t xml:space="preserve"> = (</w:t>
+      </w:r>
+      <w:proofErr w:type="spellStart"/>
+      <w:r>
+        <w:t>maxSlip</w:t>
+      </w:r>
+      <w:proofErr w:type="spellEnd"/>
+      <w:r>
+        <w:t xml:space="preserve"> + 1</w:t>
+      </w:r>
+      <w:proofErr w:type="gramStart"/>
+      <w:r>
+        <w:t>).</w:t>
+      </w:r>
+      <w:proofErr w:type="spellStart"/>
+      <w:r>
+        <w:t>toString</w:t>
+      </w:r>
+      <w:proofErr w:type="spellEnd"/>
+      <w:proofErr w:type="gramEnd"/>
+      <w:r>
+        <w:t>();</w:t>
+      </w:r>
+    </w:p>
+    <w:p>
+      <w:r>
+        <w:t xml:space="preserve">        </w:t>
+      </w:r>
+      <w:proofErr w:type="spellStart"/>
+      <w:proofErr w:type="gramStart"/>
+      <w:r>
+        <w:t>setFormData</w:t>
+      </w:r>
+      <w:proofErr w:type="spellEnd"/>
+      <w:r>
+        <w:t>(</w:t>
+      </w:r>
+      <w:proofErr w:type="spellStart"/>
+      <w:proofErr w:type="gramEnd"/>
+      <w:r>
+        <w:t>prev</w:t>
+      </w:r>
+      <w:proofErr w:type="spellEnd"/>
+      <w:r>
+        <w:t xml:space="preserve"> =&gt; ({ ...</w:t>
+      </w:r>
+      <w:proofErr w:type="spellStart"/>
+      <w:r>
+        <w:t>prev</w:t>
+      </w:r>
+      <w:proofErr w:type="spellEnd"/>
+      <w:r>
+        <w:t xml:space="preserve">, </w:t>
+      </w:r>
+      <w:proofErr w:type="spellStart"/>
+      <w:r>
+        <w:t>slipNo</w:t>
+      </w:r>
+      <w:proofErr w:type="spellEnd"/>
+      <w:r>
+        <w:t xml:space="preserve">: </w:t>
+      </w:r>
+      <w:proofErr w:type="spellStart"/>
+      <w:r>
+        <w:t>nextSlip</w:t>
+      </w:r>
+      <w:proofErr w:type="spellEnd"/>
+      <w:r>
+        <w:t xml:space="preserve"> }));</w:t>
+      </w:r>
+    </w:p>
+    <w:p>
+      <w:r>
+        <w:t xml:space="preserve">      } else {</w:t>
+      </w:r>
+    </w:p>
+    <w:p>
+      <w:r>
+        <w:t xml:space="preserve">        </w:t>
+      </w:r>
+      <w:proofErr w:type="spellStart"/>
+      <w:proofErr w:type="gramStart"/>
+      <w:r>
+        <w:t>setFormData</w:t>
+      </w:r>
+      <w:proofErr w:type="spellEnd"/>
+      <w:r>
+        <w:t>(</w:t>
+      </w:r>
+      <w:proofErr w:type="spellStart"/>
+      <w:proofErr w:type="gramEnd"/>
+      <w:r>
+        <w:t>prev</w:t>
+      </w:r>
+      <w:proofErr w:type="spellEnd"/>
+      <w:r>
+        <w:t xml:space="preserve"> =&gt; ({ ...</w:t>
+      </w:r>
+      <w:proofErr w:type="spellStart"/>
+      <w:r>
+        <w:t>prev</w:t>
+      </w:r>
+      <w:proofErr w:type="spellEnd"/>
+      <w:r>
+        <w:t xml:space="preserve">, </w:t>
+      </w:r>
+      <w:proofErr w:type="spellStart"/>
+      <w:r>
+        <w:t>slipNo</w:t>
+      </w:r>
+      <w:proofErr w:type="spellEnd"/>
+      <w:r>
+        <w:t>: '1' }));</w:t>
+      </w:r>
+    </w:p>
+    <w:p>
+      <w:r>
+        <w:t xml:space="preserve">      }</w:t>
+      </w:r>
+    </w:p>
+    <w:p>
+      <w:r>
+        <w:t xml:space="preserve">    })</w:t>
+      </w:r>
+    </w:p>
+    <w:p>
+      <w:r>
+        <w:t xml:space="preserve">    </w:t>
+      </w:r>
+      <w:proofErr w:type="gramStart"/>
+      <w:r>
+        <w:t>.catch</w:t>
+      </w:r>
+      <w:proofErr w:type="gramEnd"/>
+      <w:r>
+        <w:t>(err =&gt; {</w:t>
+      </w:r>
+    </w:p>
+    <w:p>
+      <w:r>
+        <w:t xml:space="preserve">      </w:t>
+      </w:r>
+      <w:proofErr w:type="spellStart"/>
+      <w:proofErr w:type="gramStart"/>
+      <w:r>
+        <w:t>console.error</w:t>
+      </w:r>
+      <w:proofErr w:type="spellEnd"/>
+      <w:proofErr w:type="gramEnd"/>
+      <w:r>
+        <w:t>('Error fetching purchases:', err);</w:t>
+      </w:r>
+    </w:p>
+    <w:p>
+      <w:r>
+        <w:t xml:space="preserve">    });</w:t>
+      </w:r>
+    </w:p>
+    <w:p/>
+    <w:p/>
+    <w:p>
+      <w:r>
+        <w:t xml:space="preserve">     </w:t>
+      </w:r>
+    </w:p>
+    <w:p/>
+    <w:p>
+      <w:r>
+        <w:t xml:space="preserve">    // Set default timestamps now</w:t>
+      </w:r>
+    </w:p>
+    <w:p>
+      <w:r>
+        <w:t xml:space="preserve">    const now = new Date(</w:t>
+      </w:r>
+      <w:proofErr w:type="gramStart"/>
+      <w:r>
+        <w:t>).</w:t>
+      </w:r>
+      <w:proofErr w:type="spellStart"/>
+      <w:r>
+        <w:t>toISOString</w:t>
+      </w:r>
+      <w:proofErr w:type="spellEnd"/>
+      <w:proofErr w:type="gramEnd"/>
+      <w:r>
+        <w:t>();</w:t>
+      </w:r>
+    </w:p>
+    <w:p>
+      <w:r>
+        <w:t xml:space="preserve">    </w:t>
+      </w:r>
+      <w:proofErr w:type="spellStart"/>
+      <w:proofErr w:type="gramStart"/>
+      <w:r>
+        <w:t>setFormData</w:t>
+      </w:r>
+      <w:proofErr w:type="spellEnd"/>
+      <w:r>
+        <w:t>(</w:t>
+      </w:r>
+      <w:proofErr w:type="spellStart"/>
+      <w:proofErr w:type="gramEnd"/>
+      <w:r>
+        <w:t>prev</w:t>
+      </w:r>
+      <w:proofErr w:type="spellEnd"/>
+      <w:r>
+        <w:t xml:space="preserve"> =&gt; ({</w:t>
+      </w:r>
+    </w:p>
+    <w:p>
+      <w:r>
+        <w:t xml:space="preserve">      ...</w:t>
+      </w:r>
+      <w:proofErr w:type="spellStart"/>
+      <w:r>
+        <w:t>prev</w:t>
+      </w:r>
+      <w:proofErr w:type="spellEnd"/>
+      <w:r>
+        <w:t>,</w:t>
+      </w:r>
+    </w:p>
+    <w:p>
+      <w:r>
+        <w:t xml:space="preserve">      </w:t>
+      </w:r>
+      <w:proofErr w:type="spellStart"/>
+      <w:r>
+        <w:t>slipInTime</w:t>
+      </w:r>
+      <w:proofErr w:type="spellEnd"/>
+      <w:r>
+        <w:t xml:space="preserve">: </w:t>
+      </w:r>
+      <w:proofErr w:type="spellStart"/>
+      <w:r>
+        <w:t>formatDatetimeLocal</w:t>
+      </w:r>
+      <w:proofErr w:type="spellEnd"/>
+      <w:r>
+        <w:t>(now),</w:t>
+      </w:r>
+    </w:p>
+    <w:p>
+      <w:r>
+        <w:t xml:space="preserve">      </w:t>
+      </w:r>
+      <w:proofErr w:type="spellStart"/>
+      <w:r>
+        <w:t>creationDate</w:t>
+      </w:r>
+      <w:proofErr w:type="spellEnd"/>
+      <w:r>
+        <w:t>: now,</w:t>
+      </w:r>
+    </w:p>
+    <w:p>
+      <w:r>
+        <w:t xml:space="preserve">      </w:t>
+      </w:r>
+      <w:proofErr w:type="spellStart"/>
+      <w:r>
+        <w:t>lastUpdatedDate</w:t>
+      </w:r>
+      <w:proofErr w:type="spellEnd"/>
+      <w:r>
+        <w:t>: now,</w:t>
+      </w:r>
+    </w:p>
+    <w:p>
+      <w:r>
+        <w:t xml:space="preserve">      </w:t>
+      </w:r>
+      <w:proofErr w:type="spellStart"/>
+      <w:r>
+        <w:t>slipDate</w:t>
+      </w:r>
+      <w:proofErr w:type="spellEnd"/>
+      <w:r>
+        <w:t>: now,</w:t>
+      </w:r>
+    </w:p>
+    <w:p>
+      <w:r>
+        <w:t xml:space="preserve">    }));</w:t>
+      </w:r>
+    </w:p>
+    <w:p/>
+    <w:p>
+      <w:r>
+        <w:t xml:space="preserve">    </w:t>
+      </w:r>
+      <w:proofErr w:type="spellStart"/>
+      <w:r>
+        <w:t>toggleOnlineMode</w:t>
+      </w:r>
+      <w:proofErr w:type="spellEnd"/>
+      <w:r>
+        <w:t>(true); // default online mode</w:t>
+      </w:r>
+    </w:p>
+    <w:p>
+      <w:r>
+        <w:t xml:space="preserve">  }, []);</w:t>
+      </w:r>
+    </w:p>
+    <w:p/>
+    <w:p>
+      <w:r>
+        <w:t xml:space="preserve">  // Reset form for New or Clear</w:t>
+      </w:r>
+    </w:p>
+    <w:p>
+      <w:r>
+        <w:t xml:space="preserve">  const </w:t>
+      </w:r>
+      <w:proofErr w:type="spellStart"/>
+      <w:r>
+        <w:t>resetForm</w:t>
+      </w:r>
+      <w:proofErr w:type="spellEnd"/>
+      <w:r>
+        <w:t xml:space="preserve"> = () =&gt; {</w:t>
+      </w:r>
+    </w:p>
+    <w:p>
+      <w:r>
+        <w:t xml:space="preserve">    </w:t>
+      </w:r>
+      <w:proofErr w:type="spellStart"/>
+      <w:r>
+        <w:t>setFormData</w:t>
+      </w:r>
+      <w:proofErr w:type="spellEnd"/>
+      <w:r>
+        <w:t>(</w:t>
+      </w:r>
+      <w:proofErr w:type="spellStart"/>
+      <w:r>
+        <w:t>initialFormData</w:t>
+      </w:r>
+      <w:proofErr w:type="spellEnd"/>
+      <w:r>
+        <w:t>);</w:t>
+      </w:r>
+    </w:p>
+    <w:p>
+      <w:r>
+        <w:t xml:space="preserve">    </w:t>
+      </w:r>
+      <w:proofErr w:type="spellStart"/>
+      <w:r>
+        <w:t>toggleOnlineMode</w:t>
+      </w:r>
+      <w:proofErr w:type="spellEnd"/>
+      <w:r>
+        <w:t>(true);</w:t>
+      </w:r>
+    </w:p>
+    <w:p>
+      <w:r>
+        <w:t xml:space="preserve">  };</w:t>
+      </w:r>
+    </w:p>
+    <w:p/>
+    <w:p>
+      <w:r>
+        <w:t xml:space="preserve">  // Prepare payload and submit</w:t>
+      </w:r>
+    </w:p>
+    <w:p>
+      <w:r>
+        <w:t xml:space="preserve">  const </w:t>
+      </w:r>
+      <w:proofErr w:type="spellStart"/>
+      <w:r>
+        <w:t>handleSave</w:t>
+      </w:r>
+      <w:proofErr w:type="spellEnd"/>
+      <w:r>
+        <w:t xml:space="preserve"> = async () =&gt; {</w:t>
+      </w:r>
+    </w:p>
+    <w:p>
+      <w:r>
+        <w:t xml:space="preserve">    </w:t>
+      </w:r>
+      <w:proofErr w:type="spellStart"/>
+      <w:r>
+        <w:t>setLoading</w:t>
+      </w:r>
+      <w:proofErr w:type="spellEnd"/>
+      <w:r>
+        <w:t>(true);</w:t>
+      </w:r>
+    </w:p>
+    <w:p/>
+    <w:p>
+      <w:r>
+        <w:t xml:space="preserve">    const payload = {</w:t>
+      </w:r>
+    </w:p>
+    <w:p>
+      <w:r>
+        <w:t xml:space="preserve">      </w:t>
+      </w:r>
+      <w:proofErr w:type="spellStart"/>
+      <w:r>
+        <w:t>slip_no</w:t>
+      </w:r>
+      <w:proofErr w:type="spellEnd"/>
+      <w:r>
+        <w:t xml:space="preserve">: </w:t>
+      </w:r>
+      <w:proofErr w:type="spellStart"/>
+      <w:r>
+        <w:t>formData.slipNo</w:t>
+      </w:r>
+      <w:proofErr w:type="spellEnd"/>
+      <w:r>
+        <w:t xml:space="preserve"> || null,</w:t>
+      </w:r>
+    </w:p>
+    <w:p>
+      <w:r>
+        <w:t xml:space="preserve">      </w:t>
+      </w:r>
+      <w:proofErr w:type="spellStart"/>
+      <w:r>
+        <w:t>slip_in_time</w:t>
+      </w:r>
+      <w:proofErr w:type="spellEnd"/>
+      <w:r>
+        <w:t xml:space="preserve">: </w:t>
+      </w:r>
+      <w:proofErr w:type="spellStart"/>
+      <w:proofErr w:type="gramStart"/>
+      <w:r>
+        <w:t>formatISODate</w:t>
+      </w:r>
+      <w:proofErr w:type="spellEnd"/>
+      <w:r>
+        <w:t>(</w:t>
+      </w:r>
+      <w:proofErr w:type="spellStart"/>
+      <w:proofErr w:type="gramEnd"/>
+      <w:r>
+        <w:t>formData.slipInTime</w:t>
+      </w:r>
+      <w:proofErr w:type="spellEnd"/>
+      <w:r>
+        <w:t>),</w:t>
+      </w:r>
+    </w:p>
+    <w:p>
+      <w:r>
+        <w:lastRenderedPageBreak/>
+        <w:t xml:space="preserve">      </w:t>
+      </w:r>
+      <w:proofErr w:type="spellStart"/>
+      <w:r>
+        <w:t>first_weight</w:t>
+      </w:r>
+      <w:proofErr w:type="spellEnd"/>
+      <w:r>
+        <w:t xml:space="preserve">: </w:t>
+      </w:r>
+      <w:proofErr w:type="spellStart"/>
+      <w:proofErr w:type="gramStart"/>
+      <w:r>
+        <w:t>formData.firstWeight</w:t>
+      </w:r>
+      <w:proofErr w:type="spellEnd"/>
+      <w:r>
+        <w:t xml:space="preserve"> ?</w:t>
+      </w:r>
+      <w:proofErr w:type="gramEnd"/>
+      <w:r>
+        <w:t xml:space="preserve"> </w:t>
+      </w:r>
+      <w:proofErr w:type="spellStart"/>
+      <w:r>
+        <w:t>parseFloat</w:t>
+      </w:r>
+      <w:proofErr w:type="spellEnd"/>
+      <w:r>
+        <w:t>(</w:t>
+      </w:r>
+      <w:proofErr w:type="spellStart"/>
+      <w:r>
+        <w:t>formData.firstWeight</w:t>
+      </w:r>
+      <w:proofErr w:type="spellEnd"/>
+      <w:r>
+        <w:t>) : null,</w:t>
+      </w:r>
+    </w:p>
+    <w:p>
+      <w:r>
+        <w:t xml:space="preserve">      </w:t>
+      </w:r>
+      <w:proofErr w:type="spellStart"/>
+      <w:r>
+        <w:t>second_weight</w:t>
+      </w:r>
+      <w:proofErr w:type="spellEnd"/>
+      <w:r>
+        <w:t xml:space="preserve">: </w:t>
+      </w:r>
+      <w:proofErr w:type="spellStart"/>
+      <w:proofErr w:type="gramStart"/>
+      <w:r>
+        <w:t>formData.secondWeight</w:t>
+      </w:r>
+      <w:proofErr w:type="spellEnd"/>
+      <w:r>
+        <w:t xml:space="preserve"> ?</w:t>
+      </w:r>
+      <w:proofErr w:type="gramEnd"/>
+      <w:r>
+        <w:t xml:space="preserve"> </w:t>
+      </w:r>
+      <w:proofErr w:type="spellStart"/>
+      <w:r>
+        <w:t>parseFloat</w:t>
+      </w:r>
+      <w:proofErr w:type="spellEnd"/>
+      <w:r>
+        <w:t>(</w:t>
+      </w:r>
+      <w:proofErr w:type="spellStart"/>
+      <w:r>
+        <w:t>formData.secondWeight</w:t>
+      </w:r>
+      <w:proofErr w:type="spellEnd"/>
+      <w:r>
+        <w:t>) : null,</w:t>
+      </w:r>
+    </w:p>
+    <w:p>
+      <w:r>
+        <w:t xml:space="preserve">      </w:t>
+      </w:r>
+      <w:proofErr w:type="spellStart"/>
+      <w:r>
+        <w:t>net_weight</w:t>
+      </w:r>
+      <w:proofErr w:type="spellEnd"/>
+      <w:r>
+        <w:t xml:space="preserve">: </w:t>
+      </w:r>
+      <w:proofErr w:type="spellStart"/>
+      <w:proofErr w:type="gramStart"/>
+      <w:r>
+        <w:t>formData.netWeight</w:t>
+      </w:r>
+      <w:proofErr w:type="spellEnd"/>
+      <w:r>
+        <w:t xml:space="preserve"> ?</w:t>
+      </w:r>
+      <w:proofErr w:type="gramEnd"/>
+      <w:r>
+        <w:t xml:space="preserve"> </w:t>
+      </w:r>
+      <w:proofErr w:type="spellStart"/>
+      <w:r>
+        <w:t>parseFloat</w:t>
+      </w:r>
+      <w:proofErr w:type="spellEnd"/>
+      <w:r>
+        <w:t>(</w:t>
+      </w:r>
+      <w:proofErr w:type="spellStart"/>
+      <w:r>
+        <w:t>formData.netWeight</w:t>
+      </w:r>
+      <w:proofErr w:type="spellEnd"/>
+      <w:r>
+        <w:t>) : null,</w:t>
+      </w:r>
+    </w:p>
+    <w:p>
+      <w:r>
+        <w:t xml:space="preserve">      </w:t>
+      </w:r>
+      <w:proofErr w:type="spellStart"/>
+      <w:r>
+        <w:t>bardana_weight</w:t>
+      </w:r>
+      <w:proofErr w:type="spellEnd"/>
+      <w:r>
+        <w:t xml:space="preserve">: </w:t>
+      </w:r>
+      <w:proofErr w:type="spellStart"/>
+      <w:proofErr w:type="gramStart"/>
+      <w:r>
+        <w:t>formData.bardanaWeight</w:t>
+      </w:r>
+      <w:proofErr w:type="spellEnd"/>
+      <w:r>
+        <w:t xml:space="preserve"> ?</w:t>
+      </w:r>
+      <w:proofErr w:type="gramEnd"/>
+      <w:r>
+        <w:t xml:space="preserve"> </w:t>
+      </w:r>
+      <w:proofErr w:type="spellStart"/>
+      <w:r>
+        <w:t>parseFloat</w:t>
+      </w:r>
+      <w:proofErr w:type="spellEnd"/>
+      <w:r>
+        <w:t>(</w:t>
+      </w:r>
+      <w:proofErr w:type="spellStart"/>
+      <w:r>
+        <w:t>formData.bardanaWeight</w:t>
+      </w:r>
+      <w:proofErr w:type="spellEnd"/>
+      <w:r>
+        <w:t>) : null,</w:t>
+      </w:r>
+    </w:p>
+    <w:p>
+      <w:r>
+        <w:t xml:space="preserve">      </w:t>
+      </w:r>
+      <w:proofErr w:type="spellStart"/>
+      <w:r>
+        <w:t>gross_weight</w:t>
+      </w:r>
+      <w:proofErr w:type="spellEnd"/>
+      <w:r>
+        <w:t xml:space="preserve">: </w:t>
+      </w:r>
+      <w:proofErr w:type="spellStart"/>
+      <w:proofErr w:type="gramStart"/>
+      <w:r>
+        <w:t>formData.grossWeight</w:t>
+      </w:r>
+      <w:proofErr w:type="spellEnd"/>
+      <w:r>
+        <w:t xml:space="preserve"> ?</w:t>
+      </w:r>
+      <w:proofErr w:type="gramEnd"/>
+      <w:r>
+        <w:t xml:space="preserve"> </w:t>
+      </w:r>
+      <w:proofErr w:type="spellStart"/>
+      <w:r>
+        <w:t>parseFloat</w:t>
+      </w:r>
+      <w:proofErr w:type="spellEnd"/>
+      <w:r>
+        <w:t>(</w:t>
+      </w:r>
+      <w:proofErr w:type="spellStart"/>
+      <w:r>
+        <w:t>formData.grossWeight</w:t>
+      </w:r>
+      <w:proofErr w:type="spellEnd"/>
+      <w:r>
+        <w:t>) : null,</w:t>
+      </w:r>
+    </w:p>
+    <w:p>
+      <w:r>
+        <w:t xml:space="preserve">      freight: </w:t>
+      </w:r>
+      <w:proofErr w:type="spellStart"/>
+      <w:proofErr w:type="gramStart"/>
+      <w:r>
+        <w:t>formData.freight</w:t>
+      </w:r>
+      <w:proofErr w:type="spellEnd"/>
+      <w:r>
+        <w:t xml:space="preserve"> ?</w:t>
+      </w:r>
+      <w:proofErr w:type="gramEnd"/>
+      <w:r>
+        <w:t xml:space="preserve"> </w:t>
+      </w:r>
+      <w:proofErr w:type="spellStart"/>
+      <w:r>
+        <w:t>parseFloat</w:t>
+      </w:r>
+      <w:proofErr w:type="spellEnd"/>
+      <w:r>
+        <w:t>(</w:t>
+      </w:r>
+      <w:proofErr w:type="spellStart"/>
+      <w:r>
+        <w:t>formData.freight</w:t>
+      </w:r>
+      <w:proofErr w:type="spellEnd"/>
+      <w:r>
+        <w:t>) : null,</w:t>
+      </w:r>
+    </w:p>
+    <w:p>
+      <w:r>
+        <w:t xml:space="preserve">      remarks: </w:t>
+      </w:r>
+      <w:proofErr w:type="spellStart"/>
+      <w:r>
+        <w:t>formData.remarks</w:t>
+      </w:r>
+      <w:proofErr w:type="spellEnd"/>
+      <w:r>
+        <w:t xml:space="preserve"> || null,</w:t>
+      </w:r>
+    </w:p>
+    <w:p>
+      <w:r>
+        <w:t xml:space="preserve">      </w:t>
+      </w:r>
+      <w:proofErr w:type="spellStart"/>
+      <w:r>
+        <w:t>driver_name</w:t>
+      </w:r>
+      <w:proofErr w:type="spellEnd"/>
+      <w:r>
+        <w:t xml:space="preserve">: </w:t>
+      </w:r>
+      <w:proofErr w:type="spellStart"/>
+      <w:r>
+        <w:t>formData.driverName</w:t>
+      </w:r>
+      <w:proofErr w:type="spellEnd"/>
+      <w:r>
+        <w:t xml:space="preserve"> || null,</w:t>
+      </w:r>
+    </w:p>
+    <w:p>
+      <w:r>
+        <w:t xml:space="preserve">      </w:t>
+      </w:r>
+      <w:proofErr w:type="spellStart"/>
+      <w:r>
+        <w:t>company_id</w:t>
+      </w:r>
+      <w:proofErr w:type="spellEnd"/>
+      <w:r>
+        <w:t xml:space="preserve">: </w:t>
+      </w:r>
+      <w:proofErr w:type="spellStart"/>
+      <w:proofErr w:type="gramStart"/>
+      <w:r>
+        <w:t>formData.companyId</w:t>
+      </w:r>
+      <w:proofErr w:type="spellEnd"/>
+      <w:r>
+        <w:t xml:space="preserve"> ?</w:t>
+      </w:r>
+      <w:proofErr w:type="gramEnd"/>
+      <w:r>
+        <w:t xml:space="preserve"> </w:t>
+      </w:r>
+      <w:proofErr w:type="spellStart"/>
+      <w:r>
+        <w:t>parseInt</w:t>
+      </w:r>
+      <w:proofErr w:type="spellEnd"/>
+      <w:r>
+        <w:t>(</w:t>
+      </w:r>
+      <w:proofErr w:type="spellStart"/>
+      <w:r>
+        <w:t>formData.companyId</w:t>
+      </w:r>
+      <w:proofErr w:type="spellEnd"/>
+      <w:r>
+        <w:t>, 10) : null,</w:t>
+      </w:r>
+    </w:p>
+    <w:p>
+      <w:r>
+        <w:t xml:space="preserve">      </w:t>
+      </w:r>
+      <w:proofErr w:type="spellStart"/>
+      <w:r>
+        <w:t>branch_id</w:t>
+      </w:r>
+      <w:proofErr w:type="spellEnd"/>
+      <w:r>
+        <w:t xml:space="preserve">: </w:t>
+      </w:r>
+      <w:proofErr w:type="spellStart"/>
+      <w:proofErr w:type="gramStart"/>
+      <w:r>
+        <w:t>formData.branchId</w:t>
+      </w:r>
+      <w:proofErr w:type="spellEnd"/>
+      <w:r>
+        <w:t xml:space="preserve"> ?</w:t>
+      </w:r>
+      <w:proofErr w:type="gramEnd"/>
+      <w:r>
+        <w:t xml:space="preserve"> </w:t>
+      </w:r>
+      <w:proofErr w:type="spellStart"/>
+      <w:r>
+        <w:t>parseInt</w:t>
+      </w:r>
+      <w:proofErr w:type="spellEnd"/>
+      <w:r>
+        <w:t>(</w:t>
+      </w:r>
+      <w:proofErr w:type="spellStart"/>
+      <w:r>
+        <w:t>formData.branchId</w:t>
+      </w:r>
+      <w:proofErr w:type="spellEnd"/>
+      <w:r>
+        <w:t>, 10) : null,</w:t>
+      </w:r>
+    </w:p>
+    <w:p>
+      <w:r>
+        <w:t xml:space="preserve">      </w:t>
+      </w:r>
+      <w:proofErr w:type="spellStart"/>
+      <w:r>
+        <w:t>online_entry</w:t>
+      </w:r>
+      <w:proofErr w:type="spellEnd"/>
+      <w:r>
+        <w:t xml:space="preserve">: </w:t>
+      </w:r>
+      <w:proofErr w:type="spellStart"/>
+      <w:r>
+        <w:t>formData.onlineEntry</w:t>
+      </w:r>
+      <w:proofErr w:type="spellEnd"/>
+      <w:r>
+        <w:t xml:space="preserve"> || null,</w:t>
+      </w:r>
+    </w:p>
+    <w:p>
+      <w:r>
+        <w:t xml:space="preserve">      </w:t>
+      </w:r>
+      <w:proofErr w:type="spellStart"/>
+      <w:r>
+        <w:t>offline_entry</w:t>
+      </w:r>
+      <w:proofErr w:type="spellEnd"/>
+      <w:r>
+        <w:t xml:space="preserve">: </w:t>
+      </w:r>
+      <w:proofErr w:type="spellStart"/>
+      <w:r>
+        <w:t>formData.offlineEntry</w:t>
+      </w:r>
+      <w:proofErr w:type="spellEnd"/>
+      <w:r>
+        <w:t xml:space="preserve"> || null,</w:t>
+      </w:r>
       <w:bookmarkStart w:id="0" w:name="_GoBack"/>
       <w:bookmarkEnd w:id="0"/>
-    </w:p>
-    <w:p/>
-    <w:p/>
-    <w:p>
-      <w:r>
-        <w:t>Code start is //</w:t>
-      </w:r>
-    </w:p>
-    <w:p>
-      <w:r>
-        <w:t xml:space="preserve">import React, </w:t>
-      </w:r>
-      <w:proofErr w:type="gramStart"/>
-      <w:r>
-        <w:t xml:space="preserve">{ </w:t>
-      </w:r>
-      <w:proofErr w:type="spellStart"/>
-      <w:r>
-        <w:t>useState</w:t>
-      </w:r>
-      <w:proofErr w:type="spellEnd"/>
-      <w:proofErr w:type="gramEnd"/>
-      <w:r>
-        <w:t xml:space="preserve">, </w:t>
-      </w:r>
-      <w:proofErr w:type="spellStart"/>
-      <w:r>
-        <w:t>useEffect</w:t>
-      </w:r>
-      <w:proofErr w:type="spellEnd"/>
-      <w:r>
-        <w:t xml:space="preserve"> } from 'react';</w:t>
-      </w:r>
-    </w:p>
-    <w:p>
-      <w:r>
-        <w:t xml:space="preserve">import </w:t>
-      </w:r>
-      <w:proofErr w:type="gramStart"/>
-      <w:r>
-        <w:t>{ Button</w:t>
-      </w:r>
-      <w:proofErr w:type="gramEnd"/>
-      <w:r>
-        <w:t xml:space="preserve">, Form, Row, </w:t>
-      </w:r>
-      <w:proofErr w:type="spellStart"/>
-      <w:r>
-        <w:t>Col,Tabs</w:t>
-      </w:r>
-      <w:proofErr w:type="spellEnd"/>
-      <w:r>
-        <w:t>, Tab, Nav } from 'react-bootstrap';</w:t>
-      </w:r>
-    </w:p>
-    <w:p>
-      <w:r>
-        <w:t xml:space="preserve">import </w:t>
-      </w:r>
-      <w:proofErr w:type="spellStart"/>
-      <w:r>
-        <w:t>axios</w:t>
-      </w:r>
-      <w:proofErr w:type="spellEnd"/>
-      <w:r>
-        <w:t xml:space="preserve"> from '</w:t>
-      </w:r>
-      <w:proofErr w:type="spellStart"/>
-      <w:r>
-        <w:t>axios</w:t>
-      </w:r>
-      <w:proofErr w:type="spellEnd"/>
-      <w:r>
-        <w:t>';</w:t>
-      </w:r>
-    </w:p>
-    <w:p/>
-    <w:p>
-      <w:r>
-        <w:t xml:space="preserve">const </w:t>
-      </w:r>
-      <w:proofErr w:type="spellStart"/>
-      <w:r>
-        <w:t>Purchaseonline</w:t>
-      </w:r>
-      <w:proofErr w:type="spellEnd"/>
-      <w:r>
-        <w:t xml:space="preserve"> = () =&gt; {</w:t>
-      </w:r>
-    </w:p>
-    <w:p>
-      <w:r>
-        <w:t xml:space="preserve">  const </w:t>
-      </w:r>
-      <w:proofErr w:type="spellStart"/>
-      <w:r>
-        <w:t>initialFormData</w:t>
-      </w:r>
-      <w:proofErr w:type="spellEnd"/>
-      <w:r>
-        <w:t xml:space="preserve"> = {</w:t>
-      </w:r>
-    </w:p>
-    <w:p>
-      <w:r>
-        <w:t xml:space="preserve">  </w:t>
-      </w:r>
-      <w:proofErr w:type="spellStart"/>
-      <w:r>
-        <w:t>slipNo</w:t>
-      </w:r>
-      <w:proofErr w:type="spellEnd"/>
-      <w:r>
-        <w:t>: '',</w:t>
-      </w:r>
-    </w:p>
-    <w:p>
-      <w:r>
-        <w:t xml:space="preserve">  </w:t>
-      </w:r>
-      <w:proofErr w:type="spellStart"/>
-      <w:r>
-        <w:t>slipInTime</w:t>
-      </w:r>
-      <w:proofErr w:type="spellEnd"/>
-      <w:r>
-        <w:t>: '',</w:t>
-      </w:r>
-    </w:p>
-    <w:p>
-      <w:r>
-        <w:t xml:space="preserve">  </w:t>
-      </w:r>
-      <w:proofErr w:type="spellStart"/>
-      <w:r>
-        <w:t>firstWeight</w:t>
-      </w:r>
-      <w:proofErr w:type="spellEnd"/>
-      <w:r>
-        <w:t>: '',</w:t>
-      </w:r>
-    </w:p>
-    <w:p>
-      <w:r>
-        <w:t xml:space="preserve">  </w:t>
-      </w:r>
-      <w:proofErr w:type="spellStart"/>
-      <w:r>
-        <w:t>secondWeight</w:t>
-      </w:r>
-      <w:proofErr w:type="spellEnd"/>
-      <w:r>
-        <w:t>: '',</w:t>
-      </w:r>
-    </w:p>
-    <w:p>
-      <w:r>
-        <w:t xml:space="preserve">  </w:t>
-      </w:r>
-      <w:proofErr w:type="spellStart"/>
-      <w:r>
-        <w:t>netWeight</w:t>
-      </w:r>
-      <w:proofErr w:type="spellEnd"/>
-      <w:r>
-        <w:t>: '',</w:t>
-      </w:r>
-    </w:p>
-    <w:p>
-      <w:r>
-        <w:t xml:space="preserve">  </w:t>
-      </w:r>
-      <w:proofErr w:type="spellStart"/>
-      <w:r>
-        <w:t>bardanaWeight</w:t>
-      </w:r>
-      <w:proofErr w:type="spellEnd"/>
-      <w:r>
-        <w:t>: '',</w:t>
-      </w:r>
-    </w:p>
-    <w:p>
-      <w:r>
-        <w:t xml:space="preserve">  </w:t>
-      </w:r>
-      <w:proofErr w:type="spellStart"/>
-      <w:r>
-        <w:t>grossWeight</w:t>
-      </w:r>
-      <w:proofErr w:type="spellEnd"/>
-      <w:r>
-        <w:t>: '',</w:t>
-      </w:r>
-    </w:p>
-    <w:p>
-      <w:r>
-        <w:t xml:space="preserve">  freight: '',</w:t>
-      </w:r>
-    </w:p>
-    <w:p>
-      <w:r>
-        <w:t xml:space="preserve">  remarks: '',</w:t>
-      </w:r>
-    </w:p>
-    <w:p>
-      <w:r>
-        <w:t xml:space="preserve">  </w:t>
-      </w:r>
-      <w:proofErr w:type="spellStart"/>
-      <w:r>
-        <w:t>po_no</w:t>
-      </w:r>
-      <w:proofErr w:type="spellEnd"/>
-      <w:r>
-        <w:t>:'',</w:t>
-      </w:r>
-    </w:p>
-    <w:p>
-      <w:r>
-        <w:t xml:space="preserve">  </w:t>
-      </w:r>
-      <w:proofErr w:type="spellStart"/>
-      <w:r>
-        <w:t>driverName</w:t>
-      </w:r>
-      <w:proofErr w:type="spellEnd"/>
-      <w:r>
-        <w:t>: '',</w:t>
-      </w:r>
-    </w:p>
-    <w:p>
-      <w:r>
-        <w:t xml:space="preserve">  vendor: '</w:t>
-      </w:r>
-      <w:proofErr w:type="gramStart"/>
-      <w:r>
-        <w:t xml:space="preserve">',   </w:t>
-      </w:r>
-      <w:proofErr w:type="gramEnd"/>
-      <w:r>
-        <w:t xml:space="preserve">      // &lt;-- vendor added here</w:t>
-      </w:r>
-    </w:p>
-    <w:p>
-      <w:r>
-        <w:lastRenderedPageBreak/>
-        <w:t xml:space="preserve">  </w:t>
-      </w:r>
-      <w:proofErr w:type="spellStart"/>
-      <w:r>
-        <w:t>companyId</w:t>
-      </w:r>
-      <w:proofErr w:type="spellEnd"/>
-      <w:r>
-        <w:t>: '',</w:t>
-      </w:r>
-    </w:p>
-    <w:p>
-      <w:r>
-        <w:t xml:space="preserve">  </w:t>
-      </w:r>
-      <w:proofErr w:type="spellStart"/>
-      <w:r>
-        <w:t>branchId</w:t>
-      </w:r>
-      <w:proofErr w:type="spellEnd"/>
-      <w:r>
-        <w:t>: '',</w:t>
-      </w:r>
-    </w:p>
-    <w:p>
-      <w:r>
-        <w:t xml:space="preserve">  </w:t>
-      </w:r>
-      <w:proofErr w:type="spellStart"/>
-      <w:r>
-        <w:t>onlineEntry</w:t>
-      </w:r>
-      <w:proofErr w:type="spellEnd"/>
-      <w:r>
-        <w:t>: 'Yes</w:t>
-      </w:r>
-      <w:proofErr w:type="gramStart"/>
-      <w:r>
-        <w:t xml:space="preserve">',   </w:t>
-      </w:r>
-      <w:proofErr w:type="gramEnd"/>
-      <w:r>
-        <w:t>// default to online active</w:t>
-      </w:r>
-    </w:p>
-    <w:p>
-      <w:r>
-        <w:t xml:space="preserve">  </w:t>
-      </w:r>
-      <w:proofErr w:type="spellStart"/>
-      <w:r>
-        <w:t>offlineEntry</w:t>
-      </w:r>
-      <w:proofErr w:type="spellEnd"/>
-      <w:r>
-        <w:t>: '',</w:t>
-      </w:r>
-    </w:p>
-    <w:p>
-      <w:r>
-        <w:t xml:space="preserve">  </w:t>
-      </w:r>
-      <w:proofErr w:type="spellStart"/>
-      <w:r>
-        <w:t>createdBy</w:t>
-      </w:r>
-      <w:proofErr w:type="spellEnd"/>
-      <w:r>
-        <w:t>: '',</w:t>
-      </w:r>
-    </w:p>
-    <w:p>
-      <w:r>
-        <w:t xml:space="preserve">  </w:t>
-      </w:r>
-      <w:proofErr w:type="spellStart"/>
-      <w:r>
-        <w:t>creationDate</w:t>
-      </w:r>
-      <w:proofErr w:type="spellEnd"/>
-      <w:r>
-        <w:t>: '',</w:t>
-      </w:r>
-    </w:p>
-    <w:p>
-      <w:r>
-        <w:t xml:space="preserve">  </w:t>
-      </w:r>
-      <w:proofErr w:type="spellStart"/>
-      <w:r>
-        <w:t>lastUpdatedBy</w:t>
-      </w:r>
-      <w:proofErr w:type="spellEnd"/>
-      <w:r>
-        <w:t>: '',</w:t>
-      </w:r>
-    </w:p>
-    <w:p>
-      <w:r>
-        <w:t xml:space="preserve">  </w:t>
-      </w:r>
-      <w:proofErr w:type="spellStart"/>
-      <w:r>
-        <w:t>lastUpdatedDate</w:t>
-      </w:r>
-      <w:proofErr w:type="spellEnd"/>
-      <w:r>
-        <w:t>: '',</w:t>
-      </w:r>
-    </w:p>
-    <w:p>
-      <w:r>
-        <w:t xml:space="preserve">  </w:t>
-      </w:r>
-      <w:proofErr w:type="spellStart"/>
-      <w:r>
-        <w:t>manualDcNo</w:t>
-      </w:r>
-      <w:proofErr w:type="spellEnd"/>
-      <w:r>
-        <w:t>: '',</w:t>
-      </w:r>
-    </w:p>
-    <w:p>
-      <w:r>
-        <w:t xml:space="preserve">  </w:t>
-      </w:r>
-      <w:proofErr w:type="spellStart"/>
-      <w:r>
-        <w:t>entryType</w:t>
-      </w:r>
-      <w:proofErr w:type="spellEnd"/>
-      <w:r>
-        <w:t>: 'PURCHASE',</w:t>
-      </w:r>
-    </w:p>
-    <w:p>
-      <w:r>
-        <w:t xml:space="preserve">  </w:t>
-      </w:r>
-      <w:proofErr w:type="spellStart"/>
-      <w:r>
-        <w:t>slipOutTime</w:t>
-      </w:r>
-      <w:proofErr w:type="spellEnd"/>
-      <w:r>
-        <w:t>: '',</w:t>
-      </w:r>
-    </w:p>
-    <w:p>
-      <w:r>
-        <w:t xml:space="preserve">  status: '',</w:t>
-      </w:r>
-    </w:p>
-    <w:p>
-      <w:r>
-        <w:t xml:space="preserve">  </w:t>
-      </w:r>
-      <w:proofErr w:type="spellStart"/>
-      <w:r>
-        <w:t>slipDate</w:t>
-      </w:r>
-      <w:proofErr w:type="spellEnd"/>
-      <w:r>
-        <w:t>: '',</w:t>
-      </w:r>
-    </w:p>
-    <w:p>
-      <w:r>
-        <w:t>};</w:t>
-      </w:r>
-    </w:p>
-    <w:p/>
-    <w:p>
-      <w:r>
-        <w:t xml:space="preserve">  const [</w:t>
-      </w:r>
-      <w:proofErr w:type="spellStart"/>
-      <w:r>
-        <w:t>formData</w:t>
-      </w:r>
-      <w:proofErr w:type="spellEnd"/>
-      <w:r>
-        <w:t xml:space="preserve">, </w:t>
-      </w:r>
-      <w:proofErr w:type="spellStart"/>
-      <w:r>
-        <w:t>setFormData</w:t>
-      </w:r>
-      <w:proofErr w:type="spellEnd"/>
-      <w:r>
-        <w:t xml:space="preserve">] = </w:t>
-      </w:r>
-      <w:proofErr w:type="spellStart"/>
-      <w:r>
-        <w:t>useState</w:t>
-      </w:r>
-      <w:proofErr w:type="spellEnd"/>
-      <w:r>
-        <w:t>(</w:t>
-      </w:r>
-      <w:proofErr w:type="spellStart"/>
-      <w:r>
-        <w:t>initialFormData</w:t>
-      </w:r>
-      <w:proofErr w:type="spellEnd"/>
-      <w:r>
-        <w:t>);</w:t>
-      </w:r>
-    </w:p>
-    <w:p>
-      <w:r>
-        <w:t xml:space="preserve">  const [loading, </w:t>
-      </w:r>
-      <w:proofErr w:type="spellStart"/>
-      <w:r>
-        <w:t>setLoading</w:t>
-      </w:r>
-      <w:proofErr w:type="spellEnd"/>
-      <w:r>
-        <w:t xml:space="preserve">] = </w:t>
-      </w:r>
-      <w:proofErr w:type="spellStart"/>
-      <w:r>
-        <w:t>useState</w:t>
-      </w:r>
-      <w:proofErr w:type="spellEnd"/>
-      <w:r>
-        <w:t>(false);</w:t>
-      </w:r>
-    </w:p>
-    <w:p>
-      <w:r>
-        <w:t xml:space="preserve">  const [</w:t>
-      </w:r>
-      <w:proofErr w:type="spellStart"/>
-      <w:r>
-        <w:t>onlineMode</w:t>
-      </w:r>
-      <w:proofErr w:type="spellEnd"/>
-      <w:r>
-        <w:t xml:space="preserve">, </w:t>
-      </w:r>
-      <w:proofErr w:type="spellStart"/>
-      <w:r>
-        <w:t>setOnlineMode</w:t>
-      </w:r>
-      <w:proofErr w:type="spellEnd"/>
-      <w:r>
-        <w:t xml:space="preserve">] = </w:t>
-      </w:r>
-      <w:proofErr w:type="spellStart"/>
-      <w:r>
-        <w:t>useState</w:t>
-      </w:r>
-      <w:proofErr w:type="spellEnd"/>
-      <w:r>
-        <w:t xml:space="preserve">(true);  </w:t>
-      </w:r>
-    </w:p>
-    <w:p>
-      <w:r>
-        <w:t xml:space="preserve"> const [</w:t>
-      </w:r>
-      <w:proofErr w:type="spellStart"/>
-      <w:r>
-        <w:t>igpItems</w:t>
-      </w:r>
-      <w:proofErr w:type="spellEnd"/>
-      <w:r>
-        <w:t xml:space="preserve">, </w:t>
-      </w:r>
-      <w:proofErr w:type="spellStart"/>
-      <w:r>
-        <w:t>setIgpItems</w:t>
-      </w:r>
-      <w:proofErr w:type="spellEnd"/>
-      <w:r>
-        <w:t xml:space="preserve">] = </w:t>
-      </w:r>
-      <w:proofErr w:type="spellStart"/>
-      <w:proofErr w:type="gramStart"/>
-      <w:r>
-        <w:t>useState</w:t>
-      </w:r>
-      <w:proofErr w:type="spellEnd"/>
-      <w:r>
-        <w:t>(</w:t>
-      </w:r>
-      <w:proofErr w:type="gramEnd"/>
-      <w:r>
-        <w:t>[]);  // state for table data</w:t>
-      </w:r>
-    </w:p>
-    <w:p/>
-    <w:p>
-      <w:r>
-        <w:t xml:space="preserve">const </w:t>
-      </w:r>
-      <w:proofErr w:type="spellStart"/>
-      <w:r>
-        <w:t>fetchIgpData</w:t>
-      </w:r>
-      <w:proofErr w:type="spellEnd"/>
-      <w:r>
-        <w:t xml:space="preserve"> = async () =&gt; {</w:t>
-      </w:r>
-    </w:p>
-    <w:p>
-      <w:r>
-        <w:t xml:space="preserve">  if </w:t>
-      </w:r>
-      <w:proofErr w:type="gramStart"/>
-      <w:r>
-        <w:t>(!</w:t>
-      </w:r>
-      <w:proofErr w:type="spellStart"/>
-      <w:r>
-        <w:t>formData.igpNo</w:t>
-      </w:r>
-      <w:proofErr w:type="spellEnd"/>
-      <w:proofErr w:type="gramEnd"/>
-      <w:r>
-        <w:t>) {</w:t>
-      </w:r>
-    </w:p>
-    <w:p>
-      <w:r>
-        <w:t xml:space="preserve">    </w:t>
-      </w:r>
-      <w:proofErr w:type="gramStart"/>
-      <w:r>
-        <w:t>alert(</w:t>
-      </w:r>
-      <w:proofErr w:type="gramEnd"/>
-      <w:r>
-        <w:t>'Please enter IGP No');</w:t>
-      </w:r>
-    </w:p>
-    <w:p>
-      <w:r>
-        <w:t xml:space="preserve">    return;</w:t>
-      </w:r>
-    </w:p>
-    <w:p>
-      <w:r>
-        <w:t xml:space="preserve">  }</w:t>
-      </w:r>
-    </w:p>
-    <w:p>
-      <w:r>
-        <w:t xml:space="preserve">  try {</w:t>
-      </w:r>
-    </w:p>
-    <w:p>
-      <w:r>
-        <w:t xml:space="preserve">    const response = await </w:t>
-      </w:r>
-      <w:proofErr w:type="spellStart"/>
-      <w:proofErr w:type="gramStart"/>
-      <w:r>
-        <w:t>axios.get</w:t>
-      </w:r>
-      <w:proofErr w:type="spellEnd"/>
-      <w:r>
-        <w:t>(</w:t>
-      </w:r>
-      <w:proofErr w:type="gramEnd"/>
-    </w:p>
-    <w:p>
-      <w:r>
-        <w:t xml:space="preserve">      `http://portal.sabirsgroup.com:8184/ords/sabroso_ords/webridge_igp/live_data`,</w:t>
-      </w:r>
-    </w:p>
-    <w:p>
-      <w:r>
-        <w:t xml:space="preserve">      </w:t>
-      </w:r>
-      <w:proofErr w:type="gramStart"/>
-      <w:r>
-        <w:t>{ params</w:t>
-      </w:r>
-      <w:proofErr w:type="gramEnd"/>
-      <w:r>
-        <w:t xml:space="preserve">: { </w:t>
-      </w:r>
-      <w:proofErr w:type="spellStart"/>
-      <w:r>
-        <w:t>igp_no</w:t>
-      </w:r>
-      <w:proofErr w:type="spellEnd"/>
-      <w:r>
-        <w:t xml:space="preserve">: </w:t>
-      </w:r>
-      <w:proofErr w:type="spellStart"/>
-      <w:r>
-        <w:t>formData.igpNo</w:t>
-      </w:r>
-      <w:proofErr w:type="spellEnd"/>
-      <w:r>
-        <w:t xml:space="preserve"> } }</w:t>
-      </w:r>
-    </w:p>
-    <w:p>
-      <w:r>
-        <w:lastRenderedPageBreak/>
-        <w:t xml:space="preserve">    );</w:t>
-      </w:r>
-    </w:p>
-    <w:p/>
-    <w:p>
-      <w:r>
-        <w:t xml:space="preserve">    if (</w:t>
-      </w:r>
-      <w:proofErr w:type="spellStart"/>
-      <w:r>
-        <w:t>response.data</w:t>
-      </w:r>
-      <w:proofErr w:type="spellEnd"/>
-      <w:r>
-        <w:t xml:space="preserve"> &amp;&amp; </w:t>
-      </w:r>
-      <w:proofErr w:type="spellStart"/>
-      <w:r>
-        <w:t>response.</w:t>
-      </w:r>
-      <w:proofErr w:type="gramStart"/>
-      <w:r>
-        <w:t>data.items</w:t>
-      </w:r>
-      <w:proofErr w:type="spellEnd"/>
-      <w:proofErr w:type="gramEnd"/>
-      <w:r>
-        <w:t xml:space="preserve"> &amp;&amp; </w:t>
-      </w:r>
-      <w:proofErr w:type="spellStart"/>
-      <w:r>
-        <w:t>response.data.items.length</w:t>
-      </w:r>
-      <w:proofErr w:type="spellEnd"/>
-      <w:r>
-        <w:t xml:space="preserve"> &gt; 0) {</w:t>
-      </w:r>
-    </w:p>
-    <w:p>
-      <w:r>
-        <w:t xml:space="preserve">      const data = </w:t>
-      </w:r>
-      <w:proofErr w:type="spellStart"/>
-      <w:r>
-        <w:t>response.</w:t>
-      </w:r>
-      <w:proofErr w:type="gramStart"/>
-      <w:r>
-        <w:t>data.items</w:t>
-      </w:r>
-      <w:proofErr w:type="spellEnd"/>
-      <w:proofErr w:type="gramEnd"/>
-      <w:r>
-        <w:t>;</w:t>
-      </w:r>
-    </w:p>
-    <w:p/>
-    <w:p>
-      <w:r>
-        <w:t xml:space="preserve">      // Pehle item se </w:t>
-      </w:r>
-      <w:proofErr w:type="spellStart"/>
-      <w:r>
-        <w:t>kuch</w:t>
-      </w:r>
-      <w:proofErr w:type="spellEnd"/>
-      <w:r>
-        <w:t xml:space="preserve"> form fields update </w:t>
-      </w:r>
-      <w:proofErr w:type="spellStart"/>
-      <w:r>
-        <w:t>karlo</w:t>
-      </w:r>
-      <w:proofErr w:type="spellEnd"/>
-      <w:r>
-        <w:t xml:space="preserve"> (</w:t>
-      </w:r>
-      <w:proofErr w:type="spellStart"/>
-      <w:r>
-        <w:t>jaise</w:t>
-      </w:r>
-      <w:proofErr w:type="spellEnd"/>
-      <w:r>
-        <w:t xml:space="preserve"> </w:t>
-      </w:r>
-      <w:proofErr w:type="spellStart"/>
-      <w:r>
-        <w:t>driverName</w:t>
-      </w:r>
-      <w:proofErr w:type="spellEnd"/>
-      <w:r>
-        <w:t xml:space="preserve">, vendor, </w:t>
-      </w:r>
-      <w:proofErr w:type="spellStart"/>
-      <w:r>
-        <w:t>etc</w:t>
-      </w:r>
-      <w:proofErr w:type="spellEnd"/>
-      <w:r>
-        <w:t>)</w:t>
-      </w:r>
-    </w:p>
-    <w:p>
-      <w:r>
-        <w:t xml:space="preserve">      const </w:t>
-      </w:r>
-      <w:proofErr w:type="spellStart"/>
-      <w:r>
-        <w:t>firstItem</w:t>
-      </w:r>
-      <w:proofErr w:type="spellEnd"/>
-      <w:r>
-        <w:t xml:space="preserve"> = </w:t>
-      </w:r>
-      <w:proofErr w:type="gramStart"/>
-      <w:r>
-        <w:t>data[</w:t>
-      </w:r>
-      <w:proofErr w:type="gramEnd"/>
-      <w:r>
-        <w:t>0];</w:t>
-      </w:r>
-    </w:p>
-    <w:p>
-      <w:r>
-        <w:t xml:space="preserve">      </w:t>
-      </w:r>
-      <w:proofErr w:type="spellStart"/>
-      <w:proofErr w:type="gramStart"/>
-      <w:r>
-        <w:t>setFormData</w:t>
-      </w:r>
-      <w:proofErr w:type="spellEnd"/>
-      <w:r>
-        <w:t>(</w:t>
-      </w:r>
-      <w:proofErr w:type="spellStart"/>
-      <w:proofErr w:type="gramEnd"/>
-      <w:r>
-        <w:t>prev</w:t>
-      </w:r>
-      <w:proofErr w:type="spellEnd"/>
-      <w:r>
-        <w:t xml:space="preserve"> =&gt; ({</w:t>
-      </w:r>
-    </w:p>
-    <w:p>
-      <w:r>
-        <w:t xml:space="preserve">        ...</w:t>
-      </w:r>
-      <w:proofErr w:type="spellStart"/>
-      <w:r>
-        <w:t>prev</w:t>
-      </w:r>
-      <w:proofErr w:type="spellEnd"/>
-      <w:r>
-        <w:t>,</w:t>
-      </w:r>
-    </w:p>
-    <w:p>
-      <w:r>
-        <w:t xml:space="preserve">        </w:t>
-      </w:r>
-      <w:proofErr w:type="spellStart"/>
-      <w:r>
-        <w:t>driverName</w:t>
-      </w:r>
-      <w:proofErr w:type="spellEnd"/>
-      <w:r>
-        <w:t xml:space="preserve">: </w:t>
-      </w:r>
-      <w:proofErr w:type="spellStart"/>
-      <w:r>
-        <w:t>firstItem.driver_name</w:t>
-      </w:r>
-      <w:proofErr w:type="spellEnd"/>
-      <w:r>
-        <w:t xml:space="preserve"> || '',</w:t>
-      </w:r>
-    </w:p>
-    <w:p>
-      <w:r>
-        <w:t xml:space="preserve">        vendor: </w:t>
-      </w:r>
-      <w:proofErr w:type="spellStart"/>
-      <w:r>
-        <w:t>firstItem.vendor_name</w:t>
-      </w:r>
-      <w:proofErr w:type="spellEnd"/>
-      <w:r>
-        <w:t xml:space="preserve"> || '',</w:t>
-      </w:r>
-    </w:p>
-    <w:p>
-      <w:r>
-        <w:t xml:space="preserve">        </w:t>
-      </w:r>
-      <w:proofErr w:type="spellStart"/>
-      <w:r>
-        <w:t>vehicleNo</w:t>
-      </w:r>
-      <w:proofErr w:type="spellEnd"/>
-      <w:r>
-        <w:t xml:space="preserve">: </w:t>
-      </w:r>
-      <w:proofErr w:type="spellStart"/>
-      <w:r>
-        <w:t>firstItem.vehicle_no</w:t>
-      </w:r>
-      <w:proofErr w:type="spellEnd"/>
-      <w:r>
-        <w:t xml:space="preserve"> || '',</w:t>
-      </w:r>
-    </w:p>
-    <w:p>
-      <w:r>
-        <w:t xml:space="preserve">        </w:t>
-      </w:r>
-      <w:proofErr w:type="spellStart"/>
-      <w:r>
-        <w:t>bardanaWeight</w:t>
-      </w:r>
-      <w:proofErr w:type="spellEnd"/>
-      <w:r>
-        <w:t xml:space="preserve">: </w:t>
-      </w:r>
-      <w:proofErr w:type="spellStart"/>
-      <w:r>
-        <w:t>firstItem.bardana_</w:t>
-      </w:r>
-      <w:proofErr w:type="gramStart"/>
-      <w:r>
-        <w:t>qty</w:t>
-      </w:r>
-      <w:proofErr w:type="spellEnd"/>
-      <w:r>
-        <w:t xml:space="preserve"> ?</w:t>
-      </w:r>
-      <w:proofErr w:type="gramEnd"/>
-      <w:r>
-        <w:t xml:space="preserve"> </w:t>
-      </w:r>
-      <w:proofErr w:type="gramStart"/>
-      <w:r>
-        <w:t>String(</w:t>
-      </w:r>
-      <w:proofErr w:type="spellStart"/>
-      <w:proofErr w:type="gramEnd"/>
-      <w:r>
-        <w:t>firstItem.bardana_qty</w:t>
-      </w:r>
-      <w:proofErr w:type="spellEnd"/>
-      <w:r>
-        <w:t>) : '',</w:t>
-      </w:r>
-    </w:p>
-    <w:p>
-      <w:r>
-        <w:t xml:space="preserve">      }));</w:t>
-      </w:r>
-    </w:p>
-    <w:p/>
-    <w:p>
-      <w:r>
-        <w:t xml:space="preserve">      // </w:t>
-      </w:r>
-      <w:proofErr w:type="spellStart"/>
-      <w:r>
-        <w:t>Poora</w:t>
-      </w:r>
-      <w:proofErr w:type="spellEnd"/>
-      <w:r>
-        <w:t xml:space="preserve"> array </w:t>
-      </w:r>
-      <w:proofErr w:type="spellStart"/>
-      <w:r>
-        <w:t>igpItems</w:t>
-      </w:r>
-      <w:proofErr w:type="spellEnd"/>
-      <w:r>
-        <w:t xml:space="preserve"> </w:t>
-      </w:r>
-      <w:proofErr w:type="spellStart"/>
-      <w:r>
-        <w:t>mein</w:t>
-      </w:r>
-      <w:proofErr w:type="spellEnd"/>
-      <w:r>
-        <w:t xml:space="preserve"> set </w:t>
-      </w:r>
-      <w:proofErr w:type="spellStart"/>
-      <w:r>
-        <w:t>karo</w:t>
-      </w:r>
-      <w:proofErr w:type="spellEnd"/>
-      <w:r>
-        <w:t xml:space="preserve"> for table</w:t>
-      </w:r>
-    </w:p>
-    <w:p>
-      <w:r>
-        <w:t xml:space="preserve">      </w:t>
-      </w:r>
-      <w:proofErr w:type="spellStart"/>
-      <w:r>
-        <w:t>setIgpItems</w:t>
-      </w:r>
-      <w:proofErr w:type="spellEnd"/>
-      <w:r>
-        <w:t>(data);</w:t>
-      </w:r>
-    </w:p>
-    <w:p>
-      <w:r>
-        <w:t xml:space="preserve">    } else {</w:t>
-      </w:r>
-    </w:p>
-    <w:p>
-      <w:r>
-        <w:t xml:space="preserve">      </w:t>
-      </w:r>
-      <w:proofErr w:type="gramStart"/>
-      <w:r>
-        <w:t>alert(</w:t>
-      </w:r>
-      <w:proofErr w:type="gramEnd"/>
-      <w:r>
-        <w:t>'No data found for this IGP No.');</w:t>
-      </w:r>
-    </w:p>
-    <w:p>
-      <w:r>
-        <w:t xml:space="preserve">      </w:t>
-      </w:r>
-      <w:proofErr w:type="spellStart"/>
-      <w:proofErr w:type="gramStart"/>
-      <w:r>
-        <w:t>setIgpItems</w:t>
-      </w:r>
-      <w:proofErr w:type="spellEnd"/>
-      <w:r>
-        <w:t>(</w:t>
-      </w:r>
-      <w:proofErr w:type="gramEnd"/>
-      <w:r>
-        <w:t>[]);  // clear table data if no result</w:t>
-      </w:r>
-    </w:p>
-    <w:p>
-      <w:r>
-        <w:t xml:space="preserve">    }</w:t>
-      </w:r>
-    </w:p>
-    <w:p>
-      <w:r>
-        <w:t xml:space="preserve">  } catch (error) {</w:t>
-      </w:r>
-    </w:p>
-    <w:p>
-      <w:r>
-        <w:t xml:space="preserve">    </w:t>
-      </w:r>
-      <w:proofErr w:type="spellStart"/>
-      <w:proofErr w:type="gramStart"/>
-      <w:r>
-        <w:t>console.error</w:t>
-      </w:r>
-      <w:proofErr w:type="spellEnd"/>
-      <w:proofErr w:type="gramEnd"/>
-      <w:r>
-        <w:t>('Error fetching IGP data:', error);</w:t>
-      </w:r>
-    </w:p>
-    <w:p>
-      <w:r>
-        <w:t xml:space="preserve">    </w:t>
-      </w:r>
-      <w:proofErr w:type="gramStart"/>
-      <w:r>
-        <w:t>alert(</w:t>
-      </w:r>
-      <w:proofErr w:type="gramEnd"/>
-      <w:r>
-        <w:t>'Failed to fetch IGP data');</w:t>
-      </w:r>
-    </w:p>
-    <w:p>
-      <w:r>
-        <w:t xml:space="preserve">    </w:t>
-      </w:r>
-      <w:proofErr w:type="spellStart"/>
-      <w:proofErr w:type="gramStart"/>
-      <w:r>
-        <w:t>setIgpItems</w:t>
-      </w:r>
-      <w:proofErr w:type="spellEnd"/>
-      <w:r>
-        <w:t>(</w:t>
-      </w:r>
-      <w:proofErr w:type="gramEnd"/>
-      <w:r>
-        <w:t>[]);  // clear on error</w:t>
-      </w:r>
-    </w:p>
-    <w:p>
-      <w:r>
-        <w:t xml:space="preserve">  }</w:t>
-      </w:r>
-    </w:p>
-    <w:p>
-      <w:r>
-        <w:t>};</w:t>
-      </w:r>
-    </w:p>
-    <w:p/>
-    <w:p/>
-    <w:p>
-      <w:r>
-        <w:lastRenderedPageBreak/>
-        <w:t xml:space="preserve">  // Format ISO datetime string to "</w:t>
-      </w:r>
-      <w:proofErr w:type="spellStart"/>
-      <w:r>
-        <w:t>YYYY-MM-DDTHH:mm</w:t>
-      </w:r>
-      <w:proofErr w:type="spellEnd"/>
-      <w:r>
-        <w:t>" for input[type=datetime-local]</w:t>
-      </w:r>
-    </w:p>
-    <w:p>
-      <w:r>
-        <w:t xml:space="preserve">  const </w:t>
-      </w:r>
-      <w:proofErr w:type="spellStart"/>
-      <w:r>
-        <w:t>formatDatetimeLocal</w:t>
-      </w:r>
-      <w:proofErr w:type="spellEnd"/>
-      <w:r>
-        <w:t xml:space="preserve"> = (</w:t>
-      </w:r>
-      <w:proofErr w:type="spellStart"/>
-      <w:r>
-        <w:t>isoString</w:t>
-      </w:r>
-      <w:proofErr w:type="spellEnd"/>
-      <w:r>
-        <w:t>) =&gt; {</w:t>
-      </w:r>
-    </w:p>
-    <w:p>
-      <w:r>
-        <w:t xml:space="preserve">    if </w:t>
-      </w:r>
-      <w:proofErr w:type="gramStart"/>
-      <w:r>
-        <w:t>(!</w:t>
-      </w:r>
-      <w:proofErr w:type="spellStart"/>
-      <w:r>
-        <w:t>isoString</w:t>
-      </w:r>
-      <w:proofErr w:type="spellEnd"/>
-      <w:proofErr w:type="gramEnd"/>
-      <w:r>
-        <w:t>) return '';</w:t>
-      </w:r>
-    </w:p>
-    <w:p>
-      <w:r>
-        <w:t xml:space="preserve">    return </w:t>
-      </w:r>
-      <w:proofErr w:type="spellStart"/>
-      <w:r>
-        <w:t>isoString.slice</w:t>
-      </w:r>
-      <w:proofErr w:type="spellEnd"/>
-      <w:r>
-        <w:t>(0, 16);</w:t>
-      </w:r>
-    </w:p>
-    <w:p>
-      <w:r>
-        <w:t xml:space="preserve">  };</w:t>
-      </w:r>
-    </w:p>
-    <w:p/>
-    <w:p>
-      <w:r>
-        <w:t xml:space="preserve">  // Format back to ISO for sending to backend</w:t>
-      </w:r>
-    </w:p>
-    <w:p>
-      <w:r>
-        <w:t xml:space="preserve">  const </w:t>
-      </w:r>
-      <w:proofErr w:type="spellStart"/>
-      <w:r>
-        <w:t>formatISODate</w:t>
-      </w:r>
-      <w:proofErr w:type="spellEnd"/>
-      <w:r>
-        <w:t xml:space="preserve"> = (</w:t>
-      </w:r>
-      <w:proofErr w:type="spellStart"/>
-      <w:r>
-        <w:t>localString</w:t>
-      </w:r>
-      <w:proofErr w:type="spellEnd"/>
-      <w:r>
-        <w:t>) =&gt; {</w:t>
-      </w:r>
-    </w:p>
-    <w:p>
-      <w:r>
-        <w:t xml:space="preserve">    if </w:t>
-      </w:r>
-      <w:proofErr w:type="gramStart"/>
-      <w:r>
-        <w:t>(!</w:t>
-      </w:r>
-      <w:proofErr w:type="spellStart"/>
-      <w:r>
-        <w:t>localString</w:t>
-      </w:r>
-      <w:proofErr w:type="spellEnd"/>
-      <w:proofErr w:type="gramEnd"/>
-      <w:r>
-        <w:t>) return null;</w:t>
-      </w:r>
-    </w:p>
-    <w:p>
-      <w:r>
-        <w:t xml:space="preserve">    return new Date(</w:t>
-      </w:r>
-      <w:proofErr w:type="spellStart"/>
-      <w:r>
-        <w:t>localString</w:t>
-      </w:r>
-      <w:proofErr w:type="spellEnd"/>
-      <w:proofErr w:type="gramStart"/>
-      <w:r>
-        <w:t>).</w:t>
-      </w:r>
-      <w:proofErr w:type="spellStart"/>
-      <w:r>
-        <w:t>toISOString</w:t>
-      </w:r>
-      <w:proofErr w:type="spellEnd"/>
-      <w:proofErr w:type="gramEnd"/>
-      <w:r>
-        <w:t>();</w:t>
-      </w:r>
-    </w:p>
-    <w:p>
-      <w:r>
-        <w:t xml:space="preserve">  };</w:t>
-      </w:r>
-    </w:p>
-    <w:p/>
-    <w:p>
-      <w:r>
-        <w:t xml:space="preserve">  // Handle input change with numeric validation on some fields</w:t>
-      </w:r>
-    </w:p>
-    <w:p>
-      <w:r>
-        <w:t xml:space="preserve">  const </w:t>
-      </w:r>
-      <w:proofErr w:type="spellStart"/>
-      <w:r>
-        <w:t>handleChange</w:t>
-      </w:r>
-      <w:proofErr w:type="spellEnd"/>
-      <w:r>
-        <w:t xml:space="preserve"> = (e) =&gt; {</w:t>
-      </w:r>
-    </w:p>
-    <w:p>
-      <w:r>
-        <w:t xml:space="preserve">    const </w:t>
-      </w:r>
-      <w:proofErr w:type="gramStart"/>
-      <w:r>
-        <w:t>{ name</w:t>
-      </w:r>
-      <w:proofErr w:type="gramEnd"/>
-      <w:r>
-        <w:t xml:space="preserve">, value } = </w:t>
-      </w:r>
-      <w:proofErr w:type="spellStart"/>
-      <w:r>
-        <w:t>e.target</w:t>
-      </w:r>
-      <w:proofErr w:type="spellEnd"/>
-      <w:r>
-        <w:t>;</w:t>
-      </w:r>
-    </w:p>
-    <w:p>
-      <w:r>
-        <w:t xml:space="preserve">    const </w:t>
-      </w:r>
-      <w:proofErr w:type="spellStart"/>
-      <w:r>
-        <w:t>numericFields</w:t>
-      </w:r>
-      <w:proofErr w:type="spellEnd"/>
-      <w:r>
-        <w:t xml:space="preserve"> = [</w:t>
-      </w:r>
-    </w:p>
-    <w:p>
-      <w:r>
-        <w:t xml:space="preserve">      '</w:t>
-      </w:r>
-      <w:proofErr w:type="spellStart"/>
-      <w:r>
-        <w:t>firstWeight</w:t>
-      </w:r>
-      <w:proofErr w:type="spellEnd"/>
-      <w:r>
-        <w:t>', '</w:t>
-      </w:r>
-      <w:proofErr w:type="spellStart"/>
-      <w:r>
-        <w:t>secondWeight</w:t>
-      </w:r>
-      <w:proofErr w:type="spellEnd"/>
-      <w:r>
-        <w:t>', '</w:t>
-      </w:r>
-      <w:proofErr w:type="spellStart"/>
-      <w:r>
-        <w:t>netWeight</w:t>
-      </w:r>
-      <w:proofErr w:type="spellEnd"/>
-      <w:r>
-        <w:t>',</w:t>
-      </w:r>
-    </w:p>
-    <w:p>
-      <w:r>
-        <w:t xml:space="preserve">      '</w:t>
-      </w:r>
-      <w:proofErr w:type="spellStart"/>
-      <w:r>
-        <w:t>bardanaWeight</w:t>
-      </w:r>
-      <w:proofErr w:type="spellEnd"/>
-      <w:r>
-        <w:t>', '</w:t>
-      </w:r>
-      <w:proofErr w:type="spellStart"/>
-      <w:r>
-        <w:t>grossWeight</w:t>
-      </w:r>
-      <w:proofErr w:type="spellEnd"/>
-      <w:r>
-        <w:t>', 'freight',</w:t>
-      </w:r>
-    </w:p>
-    <w:p>
-      <w:r>
-        <w:t xml:space="preserve">      '</w:t>
-      </w:r>
-      <w:proofErr w:type="spellStart"/>
-      <w:r>
-        <w:t>companyId</w:t>
-      </w:r>
-      <w:proofErr w:type="spellEnd"/>
-      <w:r>
-        <w:t>', '</w:t>
-      </w:r>
-      <w:proofErr w:type="spellStart"/>
-      <w:r>
-        <w:t>branchId</w:t>
-      </w:r>
-      <w:proofErr w:type="spellEnd"/>
-      <w:r>
-        <w:t>', '</w:t>
-      </w:r>
-      <w:proofErr w:type="spellStart"/>
-      <w:r>
-        <w:t>createdBy</w:t>
-      </w:r>
-      <w:proofErr w:type="spellEnd"/>
-      <w:r>
-        <w:t>', '</w:t>
-      </w:r>
-      <w:proofErr w:type="spellStart"/>
-      <w:r>
-        <w:t>lastUpdatedBy</w:t>
-      </w:r>
-      <w:proofErr w:type="spellEnd"/>
-      <w:r>
-        <w:t>'</w:t>
-      </w:r>
-    </w:p>
-    <w:p>
-      <w:r>
-        <w:t xml:space="preserve">    ];</w:t>
-      </w:r>
-    </w:p>
-    <w:p/>
-    <w:p>
-      <w:r>
-        <w:t xml:space="preserve">    if (</w:t>
-      </w:r>
-      <w:proofErr w:type="spellStart"/>
-      <w:r>
-        <w:t>numericFields.includes</w:t>
-      </w:r>
-      <w:proofErr w:type="spellEnd"/>
-      <w:r>
-        <w:t>(name)) {</w:t>
-      </w:r>
-    </w:p>
-    <w:p>
-      <w:r>
-        <w:t xml:space="preserve">      if (value === '' || /^[0-</w:t>
-      </w:r>
-      <w:proofErr w:type="gramStart"/>
-      <w:r>
-        <w:t>9]*</w:t>
-      </w:r>
-      <w:proofErr w:type="gramEnd"/>
-      <w:r>
-        <w:t>\.?[0-9]*$/.test(value)) {</w:t>
-      </w:r>
-    </w:p>
-    <w:p>
-      <w:r>
-        <w:t xml:space="preserve">        </w:t>
-      </w:r>
-      <w:proofErr w:type="spellStart"/>
-      <w:proofErr w:type="gramStart"/>
-      <w:r>
-        <w:t>setFormData</w:t>
-      </w:r>
-      <w:proofErr w:type="spellEnd"/>
-      <w:r>
-        <w:t>(</w:t>
-      </w:r>
-      <w:proofErr w:type="spellStart"/>
-      <w:proofErr w:type="gramEnd"/>
-      <w:r>
-        <w:t>prev</w:t>
-      </w:r>
-      <w:proofErr w:type="spellEnd"/>
-      <w:r>
-        <w:t xml:space="preserve"> =&gt; ({ ...</w:t>
-      </w:r>
-      <w:proofErr w:type="spellStart"/>
-      <w:r>
-        <w:t>prev</w:t>
-      </w:r>
-      <w:proofErr w:type="spellEnd"/>
-      <w:r>
-        <w:t>, [name]: value }));</w:t>
-      </w:r>
-    </w:p>
-    <w:p>
-      <w:r>
-        <w:t xml:space="preserve">      }</w:t>
-      </w:r>
-    </w:p>
-    <w:p>
-      <w:r>
-        <w:t xml:space="preserve">    } else {</w:t>
-      </w:r>
-    </w:p>
-    <w:p>
-      <w:r>
-        <w:t xml:space="preserve">      </w:t>
-      </w:r>
-      <w:proofErr w:type="spellStart"/>
-      <w:proofErr w:type="gramStart"/>
-      <w:r>
-        <w:t>setFormData</w:t>
-      </w:r>
-      <w:proofErr w:type="spellEnd"/>
-      <w:r>
-        <w:t>(</w:t>
-      </w:r>
-      <w:proofErr w:type="spellStart"/>
-      <w:proofErr w:type="gramEnd"/>
-      <w:r>
-        <w:t>prev</w:t>
-      </w:r>
-      <w:proofErr w:type="spellEnd"/>
-      <w:r>
-        <w:t xml:space="preserve"> =&gt; ({ ...</w:t>
-      </w:r>
-      <w:proofErr w:type="spellStart"/>
-      <w:r>
-        <w:t>prev</w:t>
-      </w:r>
-      <w:proofErr w:type="spellEnd"/>
-      <w:r>
-        <w:t>, [name]: value }));</w:t>
-      </w:r>
-    </w:p>
-    <w:p>
-      <w:r>
-        <w:t xml:space="preserve">    }</w:t>
-      </w:r>
-    </w:p>
-    <w:p>
-      <w:r>
-        <w:t xml:space="preserve">  };</w:t>
-      </w:r>
-    </w:p>
-    <w:p/>
-    <w:p>
-      <w:r>
-        <w:t xml:space="preserve">  // Toggle online/offline entry mode</w:t>
-      </w:r>
-    </w:p>
-    <w:p>
-      <w:r>
-        <w:t xml:space="preserve">  const </w:t>
-      </w:r>
-      <w:proofErr w:type="spellStart"/>
-      <w:r>
-        <w:t>toggleOnlineMode</w:t>
-      </w:r>
-      <w:proofErr w:type="spellEnd"/>
-      <w:r>
-        <w:t xml:space="preserve"> = (</w:t>
-      </w:r>
-      <w:proofErr w:type="spellStart"/>
-      <w:r>
-        <w:t>isOnline</w:t>
-      </w:r>
-      <w:proofErr w:type="spellEnd"/>
-      <w:r>
-        <w:t>) =&gt; {</w:t>
-      </w:r>
-    </w:p>
-    <w:p>
-      <w:r>
-        <w:t xml:space="preserve">    </w:t>
-      </w:r>
-      <w:proofErr w:type="spellStart"/>
-      <w:r>
-        <w:t>setOnlineMode</w:t>
-      </w:r>
-      <w:proofErr w:type="spellEnd"/>
-      <w:r>
-        <w:t>(</w:t>
-      </w:r>
-      <w:proofErr w:type="spellStart"/>
-      <w:r>
-        <w:t>isOnline</w:t>
-      </w:r>
-      <w:proofErr w:type="spellEnd"/>
-      <w:r>
-        <w:t>);</w:t>
-      </w:r>
-    </w:p>
-    <w:p>
-      <w:r>
-        <w:t xml:space="preserve">    </w:t>
-      </w:r>
-      <w:proofErr w:type="spellStart"/>
-      <w:proofErr w:type="gramStart"/>
-      <w:r>
-        <w:t>setFormData</w:t>
-      </w:r>
-      <w:proofErr w:type="spellEnd"/>
-      <w:r>
-        <w:t>(</w:t>
-      </w:r>
-      <w:proofErr w:type="spellStart"/>
-      <w:proofErr w:type="gramEnd"/>
-      <w:r>
-        <w:t>prev</w:t>
-      </w:r>
-      <w:proofErr w:type="spellEnd"/>
-      <w:r>
-        <w:t xml:space="preserve"> =&gt; ({</w:t>
-      </w:r>
-    </w:p>
-    <w:p>
-      <w:r>
-        <w:t xml:space="preserve">      ...</w:t>
-      </w:r>
-      <w:proofErr w:type="spellStart"/>
-      <w:r>
-        <w:t>prev</w:t>
-      </w:r>
-      <w:proofErr w:type="spellEnd"/>
-      <w:r>
-        <w:t>,</w:t>
-      </w:r>
-    </w:p>
-    <w:p>
-      <w:r>
-        <w:t xml:space="preserve">      </w:t>
-      </w:r>
-      <w:proofErr w:type="spellStart"/>
-      <w:r>
-        <w:t>onlineEntry</w:t>
-      </w:r>
-      <w:proofErr w:type="spellEnd"/>
-      <w:r>
-        <w:t xml:space="preserve">: </w:t>
-      </w:r>
-      <w:proofErr w:type="spellStart"/>
-      <w:proofErr w:type="gramStart"/>
-      <w:r>
-        <w:t>isOnline</w:t>
-      </w:r>
-      <w:proofErr w:type="spellEnd"/>
-      <w:r>
-        <w:t xml:space="preserve"> ?</w:t>
-      </w:r>
-      <w:proofErr w:type="gramEnd"/>
-      <w:r>
-        <w:t xml:space="preserve"> 'Yes</w:t>
-      </w:r>
-      <w:proofErr w:type="gramStart"/>
-      <w:r>
-        <w:t>' :</w:t>
-      </w:r>
-      <w:proofErr w:type="gramEnd"/>
-      <w:r>
-        <w:t xml:space="preserve"> '',</w:t>
-      </w:r>
-    </w:p>
-    <w:p>
-      <w:r>
-        <w:t xml:space="preserve">      </w:t>
-      </w:r>
-      <w:proofErr w:type="spellStart"/>
-      <w:r>
-        <w:t>offlineEntry</w:t>
-      </w:r>
-      <w:proofErr w:type="spellEnd"/>
-      <w:r>
-        <w:t xml:space="preserve">: </w:t>
-      </w:r>
-      <w:proofErr w:type="spellStart"/>
-      <w:proofErr w:type="gramStart"/>
-      <w:r>
-        <w:t>isOnline</w:t>
-      </w:r>
-      <w:proofErr w:type="spellEnd"/>
-      <w:r>
-        <w:t xml:space="preserve"> ?</w:t>
-      </w:r>
-      <w:proofErr w:type="gramEnd"/>
-      <w:r>
-        <w:t xml:space="preserve"> '</w:t>
-      </w:r>
-      <w:proofErr w:type="gramStart"/>
-      <w:r>
-        <w:t>' :</w:t>
-      </w:r>
-      <w:proofErr w:type="gramEnd"/>
-      <w:r>
-        <w:t xml:space="preserve"> 'Yes',</w:t>
-      </w:r>
-    </w:p>
-    <w:p>
-      <w:r>
-        <w:t xml:space="preserve">    }));</w:t>
-      </w:r>
-    </w:p>
-    <w:p>
-      <w:r>
-        <w:t xml:space="preserve">  };</w:t>
-      </w:r>
-    </w:p>
-    <w:p/>
-    <w:p>
-      <w:r>
-        <w:t xml:space="preserve">  </w:t>
-      </w:r>
-      <w:proofErr w:type="spellStart"/>
-      <w:proofErr w:type="gramStart"/>
-      <w:r>
-        <w:t>useEffect</w:t>
-      </w:r>
-      <w:proofErr w:type="spellEnd"/>
-      <w:r>
-        <w:t>(</w:t>
-      </w:r>
-      <w:proofErr w:type="gramEnd"/>
-      <w:r>
-        <w:t>() =&gt; {</w:t>
-      </w:r>
-    </w:p>
-    <w:p>
-      <w:r>
-        <w:t xml:space="preserve">  </w:t>
-      </w:r>
-      <w:proofErr w:type="spellStart"/>
-      <w:r>
-        <w:t>axios.get</w:t>
-      </w:r>
-      <w:proofErr w:type="spellEnd"/>
-      <w:r>
-        <w:t>('http://localhost:5000/</w:t>
-      </w:r>
-      <w:proofErr w:type="spellStart"/>
-      <w:r>
-        <w:t>api</w:t>
-      </w:r>
-      <w:proofErr w:type="spellEnd"/>
-      <w:r>
-        <w:t>/purchases')</w:t>
-      </w:r>
-    </w:p>
-    <w:p>
-      <w:r>
-        <w:t xml:space="preserve">    </w:t>
-      </w:r>
-      <w:proofErr w:type="gramStart"/>
-      <w:r>
-        <w:t>.then</w:t>
-      </w:r>
-      <w:proofErr w:type="gramEnd"/>
-      <w:r>
-        <w:t>(res =&gt; {</w:t>
-      </w:r>
-    </w:p>
-    <w:p>
-      <w:r>
-        <w:t xml:space="preserve">      if (</w:t>
-      </w:r>
-      <w:proofErr w:type="spellStart"/>
-      <w:r>
-        <w:t>res.</w:t>
-      </w:r>
-      <w:proofErr w:type="gramStart"/>
-      <w:r>
-        <w:t>data.length</w:t>
-      </w:r>
-      <w:proofErr w:type="spellEnd"/>
-      <w:proofErr w:type="gramEnd"/>
-      <w:r>
-        <w:t xml:space="preserve"> &gt; 0) {</w:t>
-      </w:r>
-    </w:p>
-    <w:p>
-      <w:r>
-        <w:t xml:space="preserve">        const </w:t>
-      </w:r>
-      <w:proofErr w:type="spellStart"/>
-      <w:r>
-        <w:t>maxSlip</w:t>
-      </w:r>
-      <w:proofErr w:type="spellEnd"/>
-      <w:r>
-        <w:t xml:space="preserve"> = </w:t>
-      </w:r>
-      <w:proofErr w:type="spellStart"/>
-      <w:r>
-        <w:t>res.</w:t>
-      </w:r>
-      <w:proofErr w:type="gramStart"/>
-      <w:r>
-        <w:t>data.reduce</w:t>
-      </w:r>
-      <w:proofErr w:type="spellEnd"/>
-      <w:proofErr w:type="gramEnd"/>
-      <w:r>
-        <w:t xml:space="preserve">((max, </w:t>
-      </w:r>
-      <w:proofErr w:type="spellStart"/>
-      <w:r>
-        <w:t>curr</w:t>
-      </w:r>
-      <w:proofErr w:type="spellEnd"/>
-      <w:r>
-        <w:t>) =&gt; {</w:t>
-      </w:r>
-    </w:p>
-    <w:p>
-      <w:r>
-        <w:t xml:space="preserve">          const slip = </w:t>
-      </w:r>
-      <w:proofErr w:type="spellStart"/>
-      <w:proofErr w:type="gramStart"/>
-      <w:r>
-        <w:t>parseInt</w:t>
-      </w:r>
-      <w:proofErr w:type="spellEnd"/>
-      <w:r>
-        <w:t>(</w:t>
-      </w:r>
-      <w:proofErr w:type="spellStart"/>
-      <w:proofErr w:type="gramEnd"/>
-      <w:r>
-        <w:t>curr.slip_no</w:t>
-      </w:r>
-      <w:proofErr w:type="spellEnd"/>
-      <w:r>
-        <w:t>, 10);</w:t>
-      </w:r>
-    </w:p>
-    <w:p>
-      <w:r>
-        <w:t xml:space="preserve">          return slip &gt; </w:t>
-      </w:r>
-      <w:proofErr w:type="gramStart"/>
-      <w:r>
-        <w:t>max ?</w:t>
-      </w:r>
-      <w:proofErr w:type="gramEnd"/>
-      <w:r>
-        <w:t xml:space="preserve"> slip : max;</w:t>
-      </w:r>
-    </w:p>
-    <w:p>
-      <w:r>
-        <w:t xml:space="preserve">        }, 0);</w:t>
-      </w:r>
-    </w:p>
-    <w:p>
-      <w:r>
-        <w:t xml:space="preserve">        const </w:t>
-      </w:r>
-      <w:proofErr w:type="spellStart"/>
-      <w:r>
-        <w:t>nextSlip</w:t>
-      </w:r>
-      <w:proofErr w:type="spellEnd"/>
-      <w:r>
-        <w:t xml:space="preserve"> = (</w:t>
-      </w:r>
-      <w:proofErr w:type="spellStart"/>
-      <w:r>
-        <w:t>maxSlip</w:t>
-      </w:r>
-      <w:proofErr w:type="spellEnd"/>
-      <w:r>
-        <w:t xml:space="preserve"> + 1</w:t>
-      </w:r>
-      <w:proofErr w:type="gramStart"/>
-      <w:r>
-        <w:t>).</w:t>
-      </w:r>
-      <w:proofErr w:type="spellStart"/>
-      <w:r>
-        <w:t>toString</w:t>
-      </w:r>
-      <w:proofErr w:type="spellEnd"/>
-      <w:proofErr w:type="gramEnd"/>
-      <w:r>
-        <w:t>();</w:t>
-      </w:r>
-    </w:p>
-    <w:p>
-      <w:r>
-        <w:t xml:space="preserve">        </w:t>
-      </w:r>
-      <w:proofErr w:type="spellStart"/>
-      <w:proofErr w:type="gramStart"/>
-      <w:r>
-        <w:t>setFormData</w:t>
-      </w:r>
-      <w:proofErr w:type="spellEnd"/>
-      <w:r>
-        <w:t>(</w:t>
-      </w:r>
-      <w:proofErr w:type="spellStart"/>
-      <w:proofErr w:type="gramEnd"/>
-      <w:r>
-        <w:t>prev</w:t>
-      </w:r>
-      <w:proofErr w:type="spellEnd"/>
-      <w:r>
-        <w:t xml:space="preserve"> =&gt; ({ ...</w:t>
-      </w:r>
-      <w:proofErr w:type="spellStart"/>
-      <w:r>
-        <w:t>prev</w:t>
-      </w:r>
-      <w:proofErr w:type="spellEnd"/>
-      <w:r>
-        <w:t xml:space="preserve">, </w:t>
-      </w:r>
-      <w:proofErr w:type="spellStart"/>
-      <w:r>
-        <w:t>slipNo</w:t>
-      </w:r>
-      <w:proofErr w:type="spellEnd"/>
-      <w:r>
-        <w:t xml:space="preserve">: </w:t>
-      </w:r>
-      <w:proofErr w:type="spellStart"/>
-      <w:r>
-        <w:t>nextSlip</w:t>
-      </w:r>
-      <w:proofErr w:type="spellEnd"/>
-      <w:r>
-        <w:t xml:space="preserve"> }));</w:t>
-      </w:r>
-    </w:p>
-    <w:p>
-      <w:r>
-        <w:t xml:space="preserve">      } else {</w:t>
-      </w:r>
-    </w:p>
-    <w:p>
-      <w:r>
-        <w:t xml:space="preserve">        </w:t>
-      </w:r>
-      <w:proofErr w:type="spellStart"/>
-      <w:proofErr w:type="gramStart"/>
-      <w:r>
-        <w:t>setFormData</w:t>
-      </w:r>
-      <w:proofErr w:type="spellEnd"/>
-      <w:r>
-        <w:t>(</w:t>
-      </w:r>
-      <w:proofErr w:type="spellStart"/>
-      <w:proofErr w:type="gramEnd"/>
-      <w:r>
-        <w:t>prev</w:t>
-      </w:r>
-      <w:proofErr w:type="spellEnd"/>
-      <w:r>
-        <w:t xml:space="preserve"> =&gt; ({ ...</w:t>
-      </w:r>
-      <w:proofErr w:type="spellStart"/>
-      <w:r>
-        <w:t>prev</w:t>
-      </w:r>
-      <w:proofErr w:type="spellEnd"/>
-      <w:r>
-        <w:t xml:space="preserve">, </w:t>
-      </w:r>
-      <w:proofErr w:type="spellStart"/>
-      <w:r>
-        <w:t>slipNo</w:t>
-      </w:r>
-      <w:proofErr w:type="spellEnd"/>
-      <w:r>
-        <w:t>: '1' }));</w:t>
-      </w:r>
-    </w:p>
-    <w:p>
-      <w:r>
-        <w:t xml:space="preserve">      }</w:t>
-      </w:r>
-    </w:p>
-    <w:p>
-      <w:r>
-        <w:t xml:space="preserve">    })</w:t>
-      </w:r>
-    </w:p>
-    <w:p>
-      <w:r>
-        <w:t xml:space="preserve">    </w:t>
-      </w:r>
-      <w:proofErr w:type="gramStart"/>
-      <w:r>
-        <w:t>.catch</w:t>
-      </w:r>
-      <w:proofErr w:type="gramEnd"/>
-      <w:r>
-        <w:t>(err =&gt; {</w:t>
-      </w:r>
-    </w:p>
-    <w:p>
-      <w:r>
-        <w:t xml:space="preserve">      </w:t>
-      </w:r>
-      <w:proofErr w:type="spellStart"/>
-      <w:proofErr w:type="gramStart"/>
-      <w:r>
-        <w:t>console.error</w:t>
-      </w:r>
-      <w:proofErr w:type="spellEnd"/>
-      <w:proofErr w:type="gramEnd"/>
-      <w:r>
-        <w:t>('Error fetching purchases:', err);</w:t>
-      </w:r>
-    </w:p>
-    <w:p>
-      <w:r>
-        <w:t xml:space="preserve">    });</w:t>
-      </w:r>
-    </w:p>
-    <w:p/>
-    <w:p/>
-    <w:p>
-      <w:r>
-        <w:t xml:space="preserve">     </w:t>
-      </w:r>
-    </w:p>
-    <w:p/>
-    <w:p>
-      <w:r>
-        <w:t xml:space="preserve">    // Set default timestamps now</w:t>
-      </w:r>
-    </w:p>
-    <w:p>
-      <w:r>
-        <w:t xml:space="preserve">    const now = new Date(</w:t>
-      </w:r>
-      <w:proofErr w:type="gramStart"/>
-      <w:r>
-        <w:t>).</w:t>
-      </w:r>
-      <w:proofErr w:type="spellStart"/>
-      <w:r>
-        <w:t>toISOString</w:t>
-      </w:r>
-      <w:proofErr w:type="spellEnd"/>
-      <w:proofErr w:type="gramEnd"/>
-      <w:r>
-        <w:t>();</w:t>
-      </w:r>
-    </w:p>
-    <w:p>
-      <w:r>
-        <w:t xml:space="preserve">    </w:t>
-      </w:r>
-      <w:proofErr w:type="spellStart"/>
-      <w:proofErr w:type="gramStart"/>
-      <w:r>
-        <w:t>setFormData</w:t>
-      </w:r>
-      <w:proofErr w:type="spellEnd"/>
-      <w:r>
-        <w:t>(</w:t>
-      </w:r>
-      <w:proofErr w:type="spellStart"/>
-      <w:proofErr w:type="gramEnd"/>
-      <w:r>
-        <w:t>prev</w:t>
-      </w:r>
-      <w:proofErr w:type="spellEnd"/>
-      <w:r>
-        <w:t xml:space="preserve"> =&gt; ({</w:t>
-      </w:r>
-    </w:p>
-    <w:p>
-      <w:r>
-        <w:t xml:space="preserve">      ...</w:t>
-      </w:r>
-      <w:proofErr w:type="spellStart"/>
-      <w:r>
-        <w:t>prev</w:t>
-      </w:r>
-      <w:proofErr w:type="spellEnd"/>
-      <w:r>
-        <w:t>,</w:t>
-      </w:r>
-    </w:p>
-    <w:p>
-      <w:r>
-        <w:t xml:space="preserve">      </w:t>
-      </w:r>
-      <w:proofErr w:type="spellStart"/>
-      <w:r>
-        <w:t>slipInTime</w:t>
-      </w:r>
-      <w:proofErr w:type="spellEnd"/>
-      <w:r>
-        <w:t xml:space="preserve">: </w:t>
-      </w:r>
-      <w:proofErr w:type="spellStart"/>
-      <w:r>
-        <w:t>formatDatetimeLocal</w:t>
-      </w:r>
-      <w:proofErr w:type="spellEnd"/>
-      <w:r>
-        <w:t>(now),</w:t>
-      </w:r>
-    </w:p>
-    <w:p>
-      <w:r>
-        <w:t xml:space="preserve">      </w:t>
-      </w:r>
-      <w:proofErr w:type="spellStart"/>
-      <w:r>
-        <w:t>creationDate</w:t>
-      </w:r>
-      <w:proofErr w:type="spellEnd"/>
-      <w:r>
-        <w:t>: now,</w:t>
-      </w:r>
-    </w:p>
-    <w:p>
-      <w:r>
-        <w:t xml:space="preserve">      </w:t>
-      </w:r>
-      <w:proofErr w:type="spellStart"/>
-      <w:r>
-        <w:t>lastUpdatedDate</w:t>
-      </w:r>
-      <w:proofErr w:type="spellEnd"/>
-      <w:r>
-        <w:t>: now,</w:t>
-      </w:r>
-    </w:p>
-    <w:p>
-      <w:r>
-        <w:t xml:space="preserve">      </w:t>
-      </w:r>
-      <w:proofErr w:type="spellStart"/>
-      <w:r>
-        <w:t>slipDate</w:t>
-      </w:r>
-      <w:proofErr w:type="spellEnd"/>
-      <w:r>
-        <w:t>: now,</w:t>
-      </w:r>
-    </w:p>
-    <w:p>
-      <w:r>
-        <w:t xml:space="preserve">    }));</w:t>
-      </w:r>
-    </w:p>
-    <w:p/>
-    <w:p>
-      <w:r>
-        <w:t xml:space="preserve">    </w:t>
-      </w:r>
-      <w:proofErr w:type="spellStart"/>
-      <w:r>
-        <w:t>toggleOnlineMode</w:t>
-      </w:r>
-      <w:proofErr w:type="spellEnd"/>
-      <w:r>
-        <w:t>(true); // default online mode</w:t>
-      </w:r>
-    </w:p>
-    <w:p>
-      <w:r>
-        <w:t xml:space="preserve">  }, []);</w:t>
-      </w:r>
-    </w:p>
-    <w:p/>
-    <w:p>
-      <w:r>
-        <w:t xml:space="preserve">  // Reset form for New or Clear</w:t>
-      </w:r>
-    </w:p>
-    <w:p>
-      <w:r>
-        <w:t xml:space="preserve">  const </w:t>
-      </w:r>
-      <w:proofErr w:type="spellStart"/>
-      <w:r>
-        <w:t>resetForm</w:t>
-      </w:r>
-      <w:proofErr w:type="spellEnd"/>
-      <w:r>
-        <w:t xml:space="preserve"> = () =&gt; {</w:t>
-      </w:r>
-    </w:p>
-    <w:p>
-      <w:r>
-        <w:t xml:space="preserve">    </w:t>
-      </w:r>
-      <w:proofErr w:type="spellStart"/>
-      <w:r>
-        <w:t>setFormData</w:t>
-      </w:r>
-      <w:proofErr w:type="spellEnd"/>
-      <w:r>
-        <w:t>(</w:t>
-      </w:r>
-      <w:proofErr w:type="spellStart"/>
-      <w:r>
-        <w:t>initialFormData</w:t>
-      </w:r>
-      <w:proofErr w:type="spellEnd"/>
-      <w:r>
-        <w:t>);</w:t>
-      </w:r>
-    </w:p>
-    <w:p>
-      <w:r>
-        <w:t xml:space="preserve">    </w:t>
-      </w:r>
-      <w:proofErr w:type="spellStart"/>
-      <w:r>
-        <w:t>toggleOnlineMode</w:t>
-      </w:r>
-      <w:proofErr w:type="spellEnd"/>
-      <w:r>
-        <w:t>(true);</w:t>
-      </w:r>
-    </w:p>
-    <w:p>
-      <w:r>
-        <w:t xml:space="preserve">  };</w:t>
-      </w:r>
-    </w:p>
-    <w:p/>
-    <w:p>
-      <w:r>
-        <w:t xml:space="preserve">  // Prepare payload and submit</w:t>
-      </w:r>
-    </w:p>
-    <w:p>
-      <w:r>
-        <w:t xml:space="preserve">  const </w:t>
-      </w:r>
-      <w:proofErr w:type="spellStart"/>
-      <w:r>
-        <w:t>handleSave</w:t>
-      </w:r>
-      <w:proofErr w:type="spellEnd"/>
-      <w:r>
-        <w:t xml:space="preserve"> = async () =&gt; {</w:t>
-      </w:r>
-    </w:p>
-    <w:p>
-      <w:r>
-        <w:t xml:space="preserve">    </w:t>
-      </w:r>
-      <w:proofErr w:type="spellStart"/>
-      <w:r>
-        <w:t>setLoading</w:t>
-      </w:r>
-      <w:proofErr w:type="spellEnd"/>
-      <w:r>
-        <w:t>(true);</w:t>
-      </w:r>
-    </w:p>
-    <w:p/>
-    <w:p>
-      <w:r>
-        <w:t xml:space="preserve">    const payload = {</w:t>
-      </w:r>
-    </w:p>
-    <w:p>
-      <w:r>
-        <w:t xml:space="preserve">      </w:t>
-      </w:r>
-      <w:proofErr w:type="spellStart"/>
-      <w:r>
-        <w:t>slip_no</w:t>
-      </w:r>
-      <w:proofErr w:type="spellEnd"/>
-      <w:r>
-        <w:t xml:space="preserve">: </w:t>
-      </w:r>
-      <w:proofErr w:type="spellStart"/>
-      <w:r>
-        <w:t>formData.slipNo</w:t>
-      </w:r>
-      <w:proofErr w:type="spellEnd"/>
-      <w:r>
-        <w:t xml:space="preserve"> || null,</w:t>
-      </w:r>
-    </w:p>
-    <w:p>
-      <w:r>
-        <w:t xml:space="preserve">      </w:t>
-      </w:r>
-      <w:proofErr w:type="spellStart"/>
-      <w:r>
-        <w:t>slip_in_time</w:t>
-      </w:r>
-      <w:proofErr w:type="spellEnd"/>
-      <w:r>
-        <w:t xml:space="preserve">: </w:t>
-      </w:r>
-      <w:proofErr w:type="spellStart"/>
-      <w:proofErr w:type="gramStart"/>
-      <w:r>
-        <w:t>formatISODate</w:t>
-      </w:r>
-      <w:proofErr w:type="spellEnd"/>
-      <w:r>
-        <w:t>(</w:t>
-      </w:r>
-      <w:proofErr w:type="spellStart"/>
-      <w:proofErr w:type="gramEnd"/>
-      <w:r>
-        <w:t>formData.slipInTime</w:t>
-      </w:r>
-      <w:proofErr w:type="spellEnd"/>
-      <w:r>
-        <w:t>),</w:t>
-      </w:r>
-    </w:p>
-    <w:p>
-      <w:r>
-        <w:lastRenderedPageBreak/>
-        <w:t xml:space="preserve">      </w:t>
-      </w:r>
-      <w:proofErr w:type="spellStart"/>
-      <w:r>
-        <w:t>first_weight</w:t>
-      </w:r>
-      <w:proofErr w:type="spellEnd"/>
-      <w:r>
-        <w:t xml:space="preserve">: </w:t>
-      </w:r>
-      <w:proofErr w:type="spellStart"/>
-      <w:proofErr w:type="gramStart"/>
-      <w:r>
-        <w:t>formData.firstWeight</w:t>
-      </w:r>
-      <w:proofErr w:type="spellEnd"/>
-      <w:r>
-        <w:t xml:space="preserve"> ?</w:t>
-      </w:r>
-      <w:proofErr w:type="gramEnd"/>
-      <w:r>
-        <w:t xml:space="preserve"> </w:t>
-      </w:r>
-      <w:proofErr w:type="spellStart"/>
-      <w:r>
-        <w:t>parseFloat</w:t>
-      </w:r>
-      <w:proofErr w:type="spellEnd"/>
-      <w:r>
-        <w:t>(</w:t>
-      </w:r>
-      <w:proofErr w:type="spellStart"/>
-      <w:r>
-        <w:t>formData.firstWeight</w:t>
-      </w:r>
-      <w:proofErr w:type="spellEnd"/>
-      <w:r>
-        <w:t>) : null,</w:t>
-      </w:r>
-    </w:p>
-    <w:p>
-      <w:r>
-        <w:t xml:space="preserve">      </w:t>
-      </w:r>
-      <w:proofErr w:type="spellStart"/>
-      <w:r>
-        <w:t>second_weight</w:t>
-      </w:r>
-      <w:proofErr w:type="spellEnd"/>
-      <w:r>
-        <w:t xml:space="preserve">: </w:t>
-      </w:r>
-      <w:proofErr w:type="spellStart"/>
-      <w:proofErr w:type="gramStart"/>
-      <w:r>
-        <w:t>formData.secondWeight</w:t>
-      </w:r>
-      <w:proofErr w:type="spellEnd"/>
-      <w:r>
-        <w:t xml:space="preserve"> ?</w:t>
-      </w:r>
-      <w:proofErr w:type="gramEnd"/>
-      <w:r>
-        <w:t xml:space="preserve"> </w:t>
-      </w:r>
-      <w:proofErr w:type="spellStart"/>
-      <w:r>
-        <w:t>parseFloat</w:t>
-      </w:r>
-      <w:proofErr w:type="spellEnd"/>
-      <w:r>
-        <w:t>(</w:t>
-      </w:r>
-      <w:proofErr w:type="spellStart"/>
-      <w:r>
-        <w:t>formData.secondWeight</w:t>
-      </w:r>
-      <w:proofErr w:type="spellEnd"/>
-      <w:r>
-        <w:t>) : null,</w:t>
-      </w:r>
-    </w:p>
-    <w:p>
-      <w:r>
-        <w:t xml:space="preserve">      </w:t>
-      </w:r>
-      <w:proofErr w:type="spellStart"/>
-      <w:r>
-        <w:t>net_weight</w:t>
-      </w:r>
-      <w:proofErr w:type="spellEnd"/>
-      <w:r>
-        <w:t xml:space="preserve">: </w:t>
-      </w:r>
-      <w:proofErr w:type="spellStart"/>
-      <w:proofErr w:type="gramStart"/>
-      <w:r>
-        <w:t>formData.netWeight</w:t>
-      </w:r>
-      <w:proofErr w:type="spellEnd"/>
-      <w:r>
-        <w:t xml:space="preserve"> ?</w:t>
-      </w:r>
-      <w:proofErr w:type="gramEnd"/>
-      <w:r>
-        <w:t xml:space="preserve"> </w:t>
-      </w:r>
-      <w:proofErr w:type="spellStart"/>
-      <w:r>
-        <w:t>parseFloat</w:t>
-      </w:r>
-      <w:proofErr w:type="spellEnd"/>
-      <w:r>
-        <w:t>(</w:t>
-      </w:r>
-      <w:proofErr w:type="spellStart"/>
-      <w:r>
-        <w:t>formData.netWeight</w:t>
-      </w:r>
-      <w:proofErr w:type="spellEnd"/>
-      <w:r>
-        <w:t>) : null,</w:t>
-      </w:r>
-    </w:p>
-    <w:p>
-      <w:r>
-        <w:t xml:space="preserve">      </w:t>
-      </w:r>
-      <w:proofErr w:type="spellStart"/>
-      <w:r>
-        <w:t>bardana_weight</w:t>
-      </w:r>
-      <w:proofErr w:type="spellEnd"/>
-      <w:r>
-        <w:t xml:space="preserve">: </w:t>
-      </w:r>
-      <w:proofErr w:type="spellStart"/>
-      <w:proofErr w:type="gramStart"/>
-      <w:r>
-        <w:t>formData.bardanaWeight</w:t>
-      </w:r>
-      <w:proofErr w:type="spellEnd"/>
-      <w:r>
-        <w:t xml:space="preserve"> ?</w:t>
-      </w:r>
-      <w:proofErr w:type="gramEnd"/>
-      <w:r>
-        <w:t xml:space="preserve"> </w:t>
-      </w:r>
-      <w:proofErr w:type="spellStart"/>
-      <w:r>
-        <w:t>parseFloat</w:t>
-      </w:r>
-      <w:proofErr w:type="spellEnd"/>
-      <w:r>
-        <w:t>(</w:t>
-      </w:r>
-      <w:proofErr w:type="spellStart"/>
-      <w:r>
-        <w:t>formData.bardanaWeight</w:t>
-      </w:r>
-      <w:proofErr w:type="spellEnd"/>
-      <w:r>
-        <w:t>) : null,</w:t>
-      </w:r>
-    </w:p>
-    <w:p>
-      <w:r>
-        <w:t xml:space="preserve">      </w:t>
-      </w:r>
-      <w:proofErr w:type="spellStart"/>
-      <w:r>
-        <w:t>gross_weight</w:t>
-      </w:r>
-      <w:proofErr w:type="spellEnd"/>
-      <w:r>
-        <w:t xml:space="preserve">: </w:t>
-      </w:r>
-      <w:proofErr w:type="spellStart"/>
-      <w:proofErr w:type="gramStart"/>
-      <w:r>
-        <w:t>formData.grossWeight</w:t>
-      </w:r>
-      <w:proofErr w:type="spellEnd"/>
-      <w:r>
-        <w:t xml:space="preserve"> ?</w:t>
-      </w:r>
-      <w:proofErr w:type="gramEnd"/>
-      <w:r>
-        <w:t xml:space="preserve"> </w:t>
-      </w:r>
-      <w:proofErr w:type="spellStart"/>
-      <w:r>
-        <w:t>parseFloat</w:t>
-      </w:r>
-      <w:proofErr w:type="spellEnd"/>
-      <w:r>
-        <w:t>(</w:t>
-      </w:r>
-      <w:proofErr w:type="spellStart"/>
-      <w:r>
-        <w:t>formData.grossWeight</w:t>
-      </w:r>
-      <w:proofErr w:type="spellEnd"/>
-      <w:r>
-        <w:t>) : null,</w:t>
-      </w:r>
-    </w:p>
-    <w:p>
-      <w:r>
-        <w:t xml:space="preserve">      freight: </w:t>
-      </w:r>
-      <w:proofErr w:type="spellStart"/>
-      <w:proofErr w:type="gramStart"/>
-      <w:r>
-        <w:t>formData.freight</w:t>
-      </w:r>
-      <w:proofErr w:type="spellEnd"/>
-      <w:r>
-        <w:t xml:space="preserve"> ?</w:t>
-      </w:r>
-      <w:proofErr w:type="gramEnd"/>
-      <w:r>
-        <w:t xml:space="preserve"> </w:t>
-      </w:r>
-      <w:proofErr w:type="spellStart"/>
-      <w:r>
-        <w:t>parseFloat</w:t>
-      </w:r>
-      <w:proofErr w:type="spellEnd"/>
-      <w:r>
-        <w:t>(</w:t>
-      </w:r>
-      <w:proofErr w:type="spellStart"/>
-      <w:r>
-        <w:t>formData.freight</w:t>
-      </w:r>
-      <w:proofErr w:type="spellEnd"/>
-      <w:r>
-        <w:t>) : null,</w:t>
-      </w:r>
-    </w:p>
-    <w:p>
-      <w:r>
-        <w:t xml:space="preserve">      remarks: </w:t>
-      </w:r>
-      <w:proofErr w:type="spellStart"/>
-      <w:r>
-        <w:t>formData.remarks</w:t>
-      </w:r>
-      <w:proofErr w:type="spellEnd"/>
-      <w:r>
-        <w:t xml:space="preserve"> || null,</w:t>
-      </w:r>
-    </w:p>
-    <w:p>
-      <w:r>
-        <w:t xml:space="preserve">      </w:t>
-      </w:r>
-      <w:proofErr w:type="spellStart"/>
-      <w:r>
-        <w:t>driver_name</w:t>
-      </w:r>
-      <w:proofErr w:type="spellEnd"/>
-      <w:r>
-        <w:t xml:space="preserve">: </w:t>
-      </w:r>
-      <w:proofErr w:type="spellStart"/>
-      <w:r>
-        <w:t>formData.driverName</w:t>
-      </w:r>
-      <w:proofErr w:type="spellEnd"/>
-      <w:r>
-        <w:t xml:space="preserve"> || null,</w:t>
-      </w:r>
-    </w:p>
-    <w:p>
-      <w:r>
-        <w:t xml:space="preserve">      </w:t>
-      </w:r>
-      <w:proofErr w:type="spellStart"/>
-      <w:r>
-        <w:t>company_id</w:t>
-      </w:r>
-      <w:proofErr w:type="spellEnd"/>
-      <w:r>
-        <w:t xml:space="preserve">: </w:t>
-      </w:r>
-      <w:proofErr w:type="spellStart"/>
-      <w:proofErr w:type="gramStart"/>
-      <w:r>
-        <w:t>formData.companyId</w:t>
-      </w:r>
-      <w:proofErr w:type="spellEnd"/>
-      <w:r>
-        <w:t xml:space="preserve"> ?</w:t>
-      </w:r>
-      <w:proofErr w:type="gramEnd"/>
-      <w:r>
-        <w:t xml:space="preserve"> </w:t>
-      </w:r>
-      <w:proofErr w:type="spellStart"/>
-      <w:r>
-        <w:t>parseInt</w:t>
-      </w:r>
-      <w:proofErr w:type="spellEnd"/>
-      <w:r>
-        <w:t>(</w:t>
-      </w:r>
-      <w:proofErr w:type="spellStart"/>
-      <w:r>
-        <w:t>formData.companyId</w:t>
-      </w:r>
-      <w:proofErr w:type="spellEnd"/>
-      <w:r>
-        <w:t>, 10) : null,</w:t>
-      </w:r>
-    </w:p>
-    <w:p>
-      <w:r>
-        <w:t xml:space="preserve">      </w:t>
-      </w:r>
-      <w:proofErr w:type="spellStart"/>
-      <w:r>
-        <w:t>branch_id</w:t>
-      </w:r>
-      <w:proofErr w:type="spellEnd"/>
-      <w:r>
-        <w:t xml:space="preserve">: </w:t>
-      </w:r>
-      <w:proofErr w:type="spellStart"/>
-      <w:proofErr w:type="gramStart"/>
-      <w:r>
-        <w:t>formData.branchId</w:t>
-      </w:r>
-      <w:proofErr w:type="spellEnd"/>
-      <w:r>
-        <w:t xml:space="preserve"> ?</w:t>
-      </w:r>
-      <w:proofErr w:type="gramEnd"/>
-      <w:r>
-        <w:t xml:space="preserve"> </w:t>
-      </w:r>
-      <w:proofErr w:type="spellStart"/>
-      <w:r>
-        <w:t>parseInt</w:t>
-      </w:r>
-      <w:proofErr w:type="spellEnd"/>
-      <w:r>
-        <w:t>(</w:t>
-      </w:r>
-      <w:proofErr w:type="spellStart"/>
-      <w:r>
-        <w:t>formData.branchId</w:t>
-      </w:r>
-      <w:proofErr w:type="spellEnd"/>
-      <w:r>
-        <w:t>, 10) : null,</w:t>
-      </w:r>
-    </w:p>
-    <w:p>
-      <w:r>
-        <w:t xml:space="preserve">      </w:t>
-      </w:r>
-      <w:proofErr w:type="spellStart"/>
-      <w:r>
-        <w:t>online_entry</w:t>
-      </w:r>
-      <w:proofErr w:type="spellEnd"/>
-      <w:r>
-        <w:t xml:space="preserve">: </w:t>
-      </w:r>
-      <w:proofErr w:type="spellStart"/>
-      <w:r>
-        <w:t>formData.onlineEntry</w:t>
-      </w:r>
-      <w:proofErr w:type="spellEnd"/>
-      <w:r>
-        <w:t xml:space="preserve"> || null,</w:t>
-      </w:r>
-    </w:p>
-    <w:p>
-      <w:r>
-        <w:t xml:space="preserve">      </w:t>
-      </w:r>
-      <w:proofErr w:type="spellStart"/>
-      <w:r>
-        <w:t>offline_entry</w:t>
-      </w:r>
-      <w:proofErr w:type="spellEnd"/>
-      <w:r>
-        <w:t xml:space="preserve">: </w:t>
-      </w:r>
-      <w:proofErr w:type="spellStart"/>
-      <w:r>
-        <w:t>formData.offlineEntry</w:t>
-      </w:r>
-      <w:proofErr w:type="spellEnd"/>
-      <w:r>
-        <w:t xml:space="preserve"> || null,</w:t>
-      </w:r>
     </w:p>
     <w:p>
       <w:r>
